--- a/Exxx-Unc/X302-Zad.docx
+++ b/Exxx-Unc/X302-Zad.docx
@@ -933,7 +933,19 @@
         <w:rPr>
           <w:rFonts w:ascii="Gentium" w:hAnsi="Gentium" w:cs="Gentium"/>
         </w:rPr>
-        <w:t>And now, listen to me all ye who have entered into the covenant,</w:t>
+        <w:t>And now, listen to me all y</w:t>
+      </w:r>
+      <w:r>
+        <w:rPr>
+          <w:rFonts w:ascii="Gentium" w:hAnsi="Gentium" w:cs="Gentium"/>
+        </w:rPr>
+        <w:t>ou</w:t>
+      </w:r>
+      <w:r>
+        <w:rPr>
+          <w:rFonts w:ascii="Gentium" w:hAnsi="Gentium" w:cs="Gentium"/>
+        </w:rPr>
+        <w:t xml:space="preserve"> who have entered into the covenant,</w:t>
       </w:r>
       <w:r>
         <w:rPr>
@@ -1233,7 +1245,19 @@
         <w:rPr>
           <w:rFonts w:ascii="Gentium" w:hAnsi="Gentium" w:cs="Gentium"/>
         </w:rPr>
-        <w:t xml:space="preserve"> land till they were consumed.</w:t>
+        <w:t xml:space="preserve"> land </w:t>
+      </w:r>
+      <w:r>
+        <w:rPr>
+          <w:rFonts w:ascii="Gentium" w:hAnsi="Gentium" w:cs="Gentium"/>
+        </w:rPr>
+        <w:t>until</w:t>
+      </w:r>
+      <w:r>
+        <w:rPr>
+          <w:rFonts w:ascii="Gentium" w:hAnsi="Gentium" w:cs="Gentium"/>
+        </w:rPr>
+        <w:t xml:space="preserve"> they were consumed.</w:t>
       </w:r>
     </w:p>
     <w:p>
@@ -2099,7 +2123,19 @@
         <w:rPr>
           <w:rFonts w:ascii="Gentium" w:hAnsi="Gentium" w:cs="Gentium"/>
         </w:rPr>
-        <w:t>[And they eat blood], and He cut off their males in the desert &lt;when He said&gt; to them in Kadesh: Go up and possess &lt;the land, but they hardened&gt; their spirit:</w:t>
+        <w:t xml:space="preserve">[And they </w:t>
+      </w:r>
+      <w:r>
+        <w:rPr>
+          <w:rFonts w:ascii="Gentium" w:hAnsi="Gentium" w:cs="Gentium"/>
+        </w:rPr>
+        <w:t>ate</w:t>
+      </w:r>
+      <w:r>
+        <w:rPr>
+          <w:rFonts w:ascii="Gentium" w:hAnsi="Gentium" w:cs="Gentium"/>
+        </w:rPr>
+        <w:t xml:space="preserve"> blood], and He cut off their males in the desert &lt;when He said&gt; to them in Kadesh: Go up and possess &lt;the land, but they hardened&gt; their spirit:</w:t>
       </w:r>
     </w:p>
     <w:p>
@@ -2966,7 +3002,19 @@
           <w:rFonts w:ascii="Gentium" w:hAnsi="Gentium" w:cs="Gentium"/>
         </w:rPr>
         <w:br/>
-        <w:t>They shall no more join themselves to the house of Judah,</w:t>
+        <w:t xml:space="preserve">They shall no </w:t>
+      </w:r>
+      <w:r>
+        <w:rPr>
+          <w:rFonts w:ascii="Gentium" w:hAnsi="Gentium" w:cs="Gentium"/>
+        </w:rPr>
+        <w:t>longer</w:t>
+      </w:r>
+      <w:r>
+        <w:rPr>
+          <w:rFonts w:ascii="Gentium" w:hAnsi="Gentium" w:cs="Gentium"/>
+        </w:rPr>
+        <w:t xml:space="preserve"> join themselves to the house of Judah,</w:t>
       </w:r>
       <w:r>
         <w:rPr>
@@ -3044,8 +3092,17 @@
         <w:rPr>
           <w:rFonts w:ascii="Gentium" w:hAnsi="Gentium" w:cs="Gentium"/>
         </w:rPr>
-        <w:t xml:space="preserve">And, during all these years, Belial shall be let loose against Israel, as God spoke through Isaiah the prophet, the son of Amos, saying, “Fear and the pit and the snare are on you, O inhabitant of the land.” </w:t>
-      </w:r>
+        <w:t>And, during all these years, Belial shall be let loose against Israel, as God spoke through Isaiah the prophet, the son of Amos, saying, “Fear and the pit and the snare are on you, O inhabitant of the land.”</w:t>
+      </w:r>
+    </w:p>
+    <w:p>
+      <w:pPr>
+        <w:spacing w:before="60"/>
+        <w:jc w:val="both"/>
+        <w:rPr>
+          <w:rFonts w:ascii="Gentium" w:hAnsi="Gentium" w:cs="Gentium"/>
+        </w:rPr>
+      </w:pPr>
       <w:r>
         <w:rPr>
           <w:rFonts w:ascii="Gentium" w:hAnsi="Gentium" w:cs="Gentium"/>
@@ -3132,6 +3189,7 @@
       <w:pPr>
         <w:keepNext/>
         <w:widowControl w:val="0"/>
+        <w:spacing w:before="120"/>
         <w:jc w:val="center"/>
       </w:pPr>
       <w:r>
@@ -3222,99 +3280,7 @@
         <w:rPr>
           <w:rFonts w:ascii="Gentium" w:hAnsi="Gentium" w:cs="Gentium"/>
         </w:rPr>
-        <w:t xml:space="preserve">And they who went into the Ark, ‘Two and two went into the Ark.’ </w:t>
-      </w:r>
-      <w:r>
-        <w:rPr>
-          <w:rFonts w:ascii="Gentium" w:hAnsi="Gentium" w:cs="Gentium"/>
-          <w:b/>
-          <w:bCs/>
-          <w:color w:val="0070C0"/>
-          <w:vertAlign w:val="superscript"/>
-        </w:rPr>
-        <w:t>4</w:t>
-      </w:r>
-      <w:r>
-        <w:rPr>
-          <w:rFonts w:ascii="Gentium" w:hAnsi="Gentium" w:cs="Gentium"/>
-          <w:color w:val="0070C0"/>
-        </w:rPr>
-        <w:t> </w:t>
-      </w:r>
-      <w:r>
-        <w:rPr>
-          <w:rFonts w:ascii="Gentium" w:hAnsi="Gentium" w:cs="Gentium"/>
-        </w:rPr>
-        <w:t xml:space="preserve">And, as to the prince it is written, “He shall not multiply wives to himself.” </w:t>
-      </w:r>
-      <w:r>
-        <w:rPr>
-          <w:rFonts w:ascii="Gentium" w:hAnsi="Gentium" w:cs="Gentium"/>
-          <w:b/>
-          <w:bCs/>
-          <w:color w:val="0070C0"/>
-          <w:vertAlign w:val="superscript"/>
-        </w:rPr>
-        <w:t>5</w:t>
-      </w:r>
-      <w:r>
-        <w:rPr>
-          <w:rFonts w:ascii="Gentium" w:hAnsi="Gentium" w:cs="Gentium"/>
-          <w:color w:val="0070C0"/>
-        </w:rPr>
-        <w:t> </w:t>
-      </w:r>
-      <w:r>
-        <w:rPr>
-          <w:rFonts w:ascii="Gentium" w:hAnsi="Gentium" w:cs="Gentium"/>
-        </w:rPr>
-        <w:t xml:space="preserve">But David did not read in the Book of the Law that was sealed, which was in the Ark; for, it was not opened in Israel from the day of the death of Eleazar and Joshua, and the Elders who served Ashtaroth. </w:t>
-      </w:r>
-      <w:r>
-        <w:rPr>
-          <w:rFonts w:ascii="Gentium" w:hAnsi="Gentium" w:cs="Gentium"/>
-          <w:b/>
-          <w:bCs/>
-          <w:color w:val="0070C0"/>
-          <w:vertAlign w:val="superscript"/>
-        </w:rPr>
-        <w:t>6</w:t>
-      </w:r>
-      <w:r>
-        <w:rPr>
-          <w:rFonts w:ascii="Gentium" w:hAnsi="Gentium" w:cs="Gentium"/>
-          <w:color w:val="0070C0"/>
-        </w:rPr>
-        <w:t> </w:t>
-      </w:r>
-      <w:r>
-        <w:rPr>
-          <w:rFonts w:ascii="Gentium" w:hAnsi="Gentium" w:cs="Gentium"/>
-        </w:rPr>
-        <w:t xml:space="preserve">And it was hidden &lt;and was not&gt; discovered until Zadok arose. </w:t>
-      </w:r>
-      <w:r>
-        <w:rPr>
-          <w:rFonts w:ascii="Gentium" w:hAnsi="Gentium" w:cs="Gentium"/>
-          <w:b/>
-          <w:bCs/>
-          <w:color w:val="0070C0"/>
-          <w:vertAlign w:val="superscript"/>
-        </w:rPr>
-        <w:t>7</w:t>
-      </w:r>
-      <w:r>
-        <w:rPr>
-          <w:rFonts w:ascii="Gentium" w:hAnsi="Gentium" w:cs="Gentium"/>
-          <w:color w:val="0070C0"/>
-        </w:rPr>
-        <w:t> </w:t>
-      </w:r>
-      <w:r>
-        <w:rPr>
-          <w:rFonts w:ascii="Gentium" w:hAnsi="Gentium" w:cs="Gentium"/>
-        </w:rPr>
-        <w:t>Now, they glorified the deeds of David save only the blood of Uriah, and God †abandoned them to him†.</w:t>
+        <w:t>And they who went into the Ark, ‘Two and two went into the Ark.’</w:t>
       </w:r>
     </w:p>
     <w:p>
@@ -3333,6 +3299,104 @@
           <w:color w:val="0070C0"/>
           <w:vertAlign w:val="superscript"/>
         </w:rPr>
+        <w:t>4</w:t>
+      </w:r>
+      <w:r>
+        <w:rPr>
+          <w:rFonts w:ascii="Gentium" w:hAnsi="Gentium" w:cs="Gentium"/>
+          <w:color w:val="0070C0"/>
+        </w:rPr>
+        <w:t> </w:t>
+      </w:r>
+      <w:r>
+        <w:rPr>
+          <w:rFonts w:ascii="Gentium" w:hAnsi="Gentium" w:cs="Gentium"/>
+        </w:rPr>
+        <w:t xml:space="preserve">And, as to the prince it is written, “He shall not multiply wives to himself.” </w:t>
+      </w:r>
+      <w:r>
+        <w:rPr>
+          <w:rFonts w:ascii="Gentium" w:hAnsi="Gentium" w:cs="Gentium"/>
+          <w:b/>
+          <w:bCs/>
+          <w:color w:val="0070C0"/>
+          <w:vertAlign w:val="superscript"/>
+        </w:rPr>
+        <w:t>5</w:t>
+      </w:r>
+      <w:r>
+        <w:rPr>
+          <w:rFonts w:ascii="Gentium" w:hAnsi="Gentium" w:cs="Gentium"/>
+          <w:color w:val="0070C0"/>
+        </w:rPr>
+        <w:t> </w:t>
+      </w:r>
+      <w:r>
+        <w:rPr>
+          <w:rFonts w:ascii="Gentium" w:hAnsi="Gentium" w:cs="Gentium"/>
+        </w:rPr>
+        <w:t xml:space="preserve">But David did not read in the Book of the Law that was sealed, which was in the Ark; for, it was not opened in Israel from the day of the death of Eleazar and Joshua, and the Elders who served Ashtaroth. </w:t>
+      </w:r>
+      <w:r>
+        <w:rPr>
+          <w:rFonts w:ascii="Gentium" w:hAnsi="Gentium" w:cs="Gentium"/>
+          <w:b/>
+          <w:bCs/>
+          <w:color w:val="0070C0"/>
+          <w:vertAlign w:val="superscript"/>
+        </w:rPr>
+        <w:t>6</w:t>
+      </w:r>
+      <w:r>
+        <w:rPr>
+          <w:rFonts w:ascii="Gentium" w:hAnsi="Gentium" w:cs="Gentium"/>
+          <w:color w:val="0070C0"/>
+        </w:rPr>
+        <w:t> </w:t>
+      </w:r>
+      <w:r>
+        <w:rPr>
+          <w:rFonts w:ascii="Gentium" w:hAnsi="Gentium" w:cs="Gentium"/>
+        </w:rPr>
+        <w:t xml:space="preserve">And it was hidden &lt;and was not&gt; discovered until Zadok arose. </w:t>
+      </w:r>
+      <w:r>
+        <w:rPr>
+          <w:rFonts w:ascii="Gentium" w:hAnsi="Gentium" w:cs="Gentium"/>
+          <w:b/>
+          <w:bCs/>
+          <w:color w:val="0070C0"/>
+          <w:vertAlign w:val="superscript"/>
+        </w:rPr>
+        <w:t>7</w:t>
+      </w:r>
+      <w:r>
+        <w:rPr>
+          <w:rFonts w:ascii="Gentium" w:hAnsi="Gentium" w:cs="Gentium"/>
+          <w:color w:val="0070C0"/>
+        </w:rPr>
+        <w:t> </w:t>
+      </w:r>
+      <w:r>
+        <w:rPr>
+          <w:rFonts w:ascii="Gentium" w:hAnsi="Gentium" w:cs="Gentium"/>
+        </w:rPr>
+        <w:t>Now, they glorified the deeds of David save only the blood of Uriah, and God †abandoned them to him†.</w:t>
+      </w:r>
+      <w:r>
+        <w:rPr>
+          <w:rFonts w:ascii="Gentium" w:hAnsi="Gentium" w:cs="Gentium"/>
+        </w:rPr>
+        <w:t xml:space="preserve"> </w:t>
+      </w:r>
+      <w:r>
+        <w:rPr>
+          <w:rFonts w:ascii="Gentium" w:hAnsi="Gentium" w:cs="Gentium"/>
+          <w:b/>
+          <w:bCs/>
+          <w:color w:val="0070C0"/>
+          <w:vertAlign w:val="superscript"/>
+        </w:rPr>
         <w:t>8</w:t>
       </w:r>
       <w:r>
@@ -3383,67 +3447,7 @@
         <w:rPr>
           <w:rFonts w:ascii="Gentium" w:hAnsi="Gentium" w:cs="Gentium"/>
         </w:rPr>
-        <w:t xml:space="preserve">daughter or his sister’s daughter. </w:t>
-      </w:r>
-      <w:r>
-        <w:rPr>
-          <w:rFonts w:ascii="Gentium" w:hAnsi="Gentium" w:cs="Gentium"/>
-          <w:b/>
-          <w:bCs/>
-          <w:color w:val="0070C0"/>
-          <w:vertAlign w:val="superscript"/>
-        </w:rPr>
-        <w:t>10</w:t>
-      </w:r>
-      <w:r>
-        <w:rPr>
-          <w:rFonts w:ascii="Gentium" w:hAnsi="Gentium" w:cs="Gentium"/>
-          <w:color w:val="0070C0"/>
-        </w:rPr>
-        <w:t> </w:t>
-      </w:r>
-      <w:r>
-        <w:rPr>
-          <w:rFonts w:ascii="Gentium" w:hAnsi="Gentium" w:cs="Gentium"/>
-        </w:rPr>
-        <w:t xml:space="preserve">But Moses said, “You shall not approach your mother’s sister; she is your mother’s near kin.” </w:t>
-      </w:r>
-      <w:r>
-        <w:rPr>
-          <w:rFonts w:ascii="Gentium" w:hAnsi="Gentium" w:cs="Gentium"/>
-          <w:b/>
-          <w:bCs/>
-          <w:color w:val="0070C0"/>
-          <w:vertAlign w:val="superscript"/>
-        </w:rPr>
-        <w:t>11</w:t>
-      </w:r>
-      <w:r>
-        <w:rPr>
-          <w:rFonts w:ascii="Gentium" w:hAnsi="Gentium" w:cs="Gentium"/>
-          <w:color w:val="0070C0"/>
-        </w:rPr>
-        <w:t> </w:t>
-      </w:r>
-      <w:r>
-        <w:rPr>
-          <w:rFonts w:ascii="Gentium" w:hAnsi="Gentium" w:cs="Gentium"/>
-        </w:rPr>
-        <w:t xml:space="preserve">So, the law of intercourse for males is written, and the same law holds for females; and let </w:t>
-      </w:r>
-      <w:r>
-        <w:rPr>
-          <w:rFonts w:ascii="Gentium" w:hAnsi="Gentium" w:cs="Gentium"/>
-          <w:b/>
-          <w:bCs/>
-        </w:rPr>
-        <w:t>not</w:t>
-      </w:r>
-      <w:r>
-        <w:rPr>
-          <w:rFonts w:ascii="Gentium" w:hAnsi="Gentium" w:cs="Gentium"/>
-        </w:rPr>
-        <w:t xml:space="preserve"> the daughter of the brother uncover the nakedness of the brother of her father: he is near of kin.</w:t>
+        <w:t>daughter or his sister’s daughter.</w:t>
       </w:r>
     </w:p>
     <w:p>
@@ -3462,6 +3466,101 @@
           <w:color w:val="0070C0"/>
           <w:vertAlign w:val="superscript"/>
         </w:rPr>
+        <w:t>10</w:t>
+      </w:r>
+      <w:r>
+        <w:rPr>
+          <w:rFonts w:ascii="Gentium" w:hAnsi="Gentium" w:cs="Gentium"/>
+          <w:color w:val="0070C0"/>
+        </w:rPr>
+        <w:t> </w:t>
+      </w:r>
+      <w:r>
+        <w:rPr>
+          <w:rFonts w:ascii="Gentium" w:hAnsi="Gentium" w:cs="Gentium"/>
+        </w:rPr>
+        <w:t xml:space="preserve">But Moses said, “You shall not approach your mother’s sister; she is your mother’s near kin.” </w:t>
+      </w:r>
+      <w:r>
+        <w:rPr>
+          <w:rFonts w:ascii="Gentium" w:hAnsi="Gentium" w:cs="Gentium"/>
+          <w:b/>
+          <w:bCs/>
+          <w:color w:val="0070C0"/>
+          <w:vertAlign w:val="superscript"/>
+        </w:rPr>
+        <w:t>11</w:t>
+      </w:r>
+      <w:r>
+        <w:rPr>
+          <w:rFonts w:ascii="Gentium" w:hAnsi="Gentium" w:cs="Gentium"/>
+          <w:color w:val="0070C0"/>
+        </w:rPr>
+        <w:t> </w:t>
+      </w:r>
+      <w:r>
+        <w:rPr>
+          <w:rFonts w:ascii="Gentium" w:hAnsi="Gentium" w:cs="Gentium"/>
+        </w:rPr>
+        <w:t xml:space="preserve">So, the law of intercourse for males is written, and the same law holds for females; and </w:t>
+      </w:r>
+      <w:r>
+        <w:rPr>
+          <w:rFonts w:ascii="Gentium" w:hAnsi="Gentium" w:cs="Gentium"/>
+          <w:b/>
+          <w:bCs/>
+        </w:rPr>
+        <w:t>do</w:t>
+      </w:r>
+      <w:r>
+        <w:rPr>
+          <w:rFonts w:ascii="Gentium" w:hAnsi="Gentium" w:cs="Gentium"/>
+        </w:rPr>
+        <w:t xml:space="preserve"> </w:t>
+      </w:r>
+      <w:r>
+        <w:rPr>
+          <w:rFonts w:ascii="Gentium" w:hAnsi="Gentium" w:cs="Gentium"/>
+          <w:b/>
+          <w:bCs/>
+        </w:rPr>
+        <w:t>not</w:t>
+      </w:r>
+      <w:r>
+        <w:rPr>
+          <w:rFonts w:ascii="Gentium" w:hAnsi="Gentium" w:cs="Gentium"/>
+        </w:rPr>
+        <w:t xml:space="preserve"> </w:t>
+      </w:r>
+      <w:r>
+        <w:rPr>
+          <w:rFonts w:ascii="Gentium" w:hAnsi="Gentium" w:cs="Gentium"/>
+        </w:rPr>
+        <w:t xml:space="preserve">let </w:t>
+      </w:r>
+      <w:r>
+        <w:rPr>
+          <w:rFonts w:ascii="Gentium" w:hAnsi="Gentium" w:cs="Gentium"/>
+        </w:rPr>
+        <w:t>the daughter of the brother uncover the nakedness of the brother of her father: he is near of kin.</w:t>
+      </w:r>
+    </w:p>
+    <w:p>
+      <w:pPr>
+        <w:spacing w:before="60"/>
+        <w:jc w:val="both"/>
+        <w:rPr>
+          <w:rFonts w:ascii="Gentium" w:hAnsi="Gentium" w:cs="Gentium"/>
+        </w:rPr>
+      </w:pPr>
+      <w:r>
+        <w:rPr>
+          <w:rFonts w:ascii="Gentium" w:hAnsi="Gentium" w:cs="Gentium"/>
+          <w:b/>
+          <w:bCs/>
+          <w:color w:val="0070C0"/>
+          <w:vertAlign w:val="superscript"/>
+        </w:rPr>
         <w:t>12</w:t>
       </w:r>
       <w:r>
@@ -3537,7 +3636,13 @@
           <w:rFonts w:ascii="Gentium" w:hAnsi="Gentium" w:cs="Gentium"/>
         </w:rPr>
         <w:br/>
-        <w:t>And setters aflame of firebrands’:</w:t>
+        <w:t>And setters aflame of firebrands’</w:t>
+      </w:r>
+      <w:r>
+        <w:rPr>
+          <w:rFonts w:ascii="Gentium" w:hAnsi="Gentium" w:cs="Gentium"/>
+        </w:rPr>
+        <w:t>.</w:t>
       </w:r>
     </w:p>
     <w:p>
@@ -3595,6 +3700,7 @@
           <w:color w:val="0070C0"/>
           <w:vertAlign w:val="superscript"/>
         </w:rPr>
+        <w:lastRenderedPageBreak/>
         <w:t>16</w:t>
       </w:r>
       <w:r>
@@ -3647,7 +3753,6 @@
           <w:color w:val="0070C0"/>
           <w:vertAlign w:val="superscript"/>
         </w:rPr>
-        <w:lastRenderedPageBreak/>
         <w:t>17</w:t>
       </w:r>
       <w:r>
@@ -4181,7 +4286,19 @@
         <w:rPr>
           <w:rFonts w:ascii="Gentium" w:hAnsi="Gentium" w:cs="Gentium"/>
         </w:rPr>
-        <w:t xml:space="preserve"> entered into the covenant shall enter into the Sanctuary to kindle His altar but they shall shut the </w:t>
+        <w:t xml:space="preserve"> entered into the covenant shall enter into the Sanctuary to kindle His </w:t>
+      </w:r>
+      <w:r>
+        <w:rPr>
+          <w:rFonts w:ascii="Gentium" w:hAnsi="Gentium" w:cs="Gentium"/>
+        </w:rPr>
+        <w:t>altar,</w:t>
+      </w:r>
+      <w:r>
+        <w:rPr>
+          <w:rFonts w:ascii="Gentium" w:hAnsi="Gentium" w:cs="Gentium"/>
+        </w:rPr>
+        <w:t xml:space="preserve"> but they shall shut the </w:t>
       </w:r>
       <w:r>
         <w:rPr>
@@ -4210,6 +4327,7 @@
         <w:rPr>
           <w:rFonts w:ascii="Gentium" w:hAnsi="Gentium" w:cs="Gentium"/>
         </w:rPr>
+        <w:lastRenderedPageBreak/>
         <w:t xml:space="preserve">“O that there was one among you to shut the doors, </w:t>
       </w:r>
       <w:r>
@@ -4236,7 +4354,6 @@
           <w:color w:val="0070C0"/>
           <w:vertAlign w:val="superscript"/>
         </w:rPr>
-        <w:lastRenderedPageBreak/>
         <w:t>12</w:t>
       </w:r>
       <w:r>
@@ -4669,7 +4786,13 @@
         <w:rPr>
           <w:rFonts w:ascii="Gentium" w:hAnsi="Gentium" w:cs="Gentium"/>
         </w:rPr>
-        <w:t xml:space="preserve">When the two houses of Israel separated, [Ephraim departed from Judah, and] all who proved faithless were delivered to the sword, and those who held fast escaped into the land of the North. </w:t>
+        <w:t>When the two houses of Israel separated, [Ephraim departed from Judah, and] all who proved faithless were delivered to the sword, and those who held fast escaped into the land of the North.</w:t>
+      </w:r>
+      <w:r>
+        <w:rPr>
+          <w:rFonts w:ascii="Gentium" w:hAnsi="Gentium" w:cs="Gentium"/>
+        </w:rPr>
+        <w:t xml:space="preserve"> </w:t>
       </w:r>
       <w:r>
         <w:rPr>
@@ -4729,7 +4852,14 @@
         <w:rPr>
           <w:rFonts w:ascii="Gentium" w:hAnsi="Gentium" w:cs="Gentium"/>
         </w:rPr>
-        <w:t xml:space="preserve">The books of the Law are the tabernacle of the King, as He said, “And I will raise up the tabernacle of David that is fallen.” </w:t>
+        <w:t xml:space="preserve">The books of the Law are the tabernacle of the King, as He said, “And </w:t>
+      </w:r>
+      <w:r>
+        <w:rPr>
+          <w:rFonts w:ascii="Gentium" w:hAnsi="Gentium" w:cs="Gentium"/>
+        </w:rPr>
+        <w:lastRenderedPageBreak/>
+        <w:t xml:space="preserve">I will raise up the tabernacle of David that is fallen.” </w:t>
       </w:r>
       <w:r>
         <w:rPr>
@@ -4804,19 +4934,19 @@
     <w:p>
       <w:pPr>
         <w:spacing w:before="120"/>
-        <w:rPr>
-          <w:rFonts w:ascii="Gentium" w:hAnsi="Gentium" w:cs="Gentium"/>
-        </w:rPr>
-      </w:pPr>
-      <w:r>
-        <w:rPr>
-          <w:rFonts w:ascii="Gentium" w:hAnsi="Gentium" w:cs="Gentium"/>
-          <w:b/>
-          <w:bCs/>
-          <w:color w:val="0070C0"/>
-          <w:vertAlign w:val="superscript"/>
-        </w:rPr>
-        <w:lastRenderedPageBreak/>
+        <w:jc w:val="both"/>
+        <w:rPr>
+          <w:rFonts w:ascii="Gentium" w:hAnsi="Gentium" w:cs="Gentium"/>
+        </w:rPr>
+      </w:pPr>
+      <w:r>
+        <w:rPr>
+          <w:rFonts w:ascii="Gentium" w:hAnsi="Gentium" w:cs="Gentium"/>
+          <w:b/>
+          <w:bCs/>
+          <w:color w:val="0070C0"/>
+          <w:vertAlign w:val="superscript"/>
+        </w:rPr>
         <w:t>10</w:t>
       </w:r>
       <w:r>
@@ -4830,7 +4960,19 @@
         <w:rPr>
           <w:rFonts w:ascii="Gentium" w:hAnsi="Gentium" w:cs="Gentium"/>
         </w:rPr>
-        <w:t>And, when he arises, ‘he shall destroy all the sons of (battle) din’ … These shall escape during the period of the [first] visitation, but those who proved faithless shall be delivered to the sword. [</w:t>
+        <w:t>And, when he arises, ‘he shall destroy all the sons of (bat</w:t>
+      </w:r>
+      <w:r>
+        <w:rPr>
+          <w:rFonts w:ascii="Gentium" w:hAnsi="Gentium" w:cs="Gentium"/>
+        </w:rPr>
+        <w:t>0</w:t>
+      </w:r>
+      <w:r>
+        <w:rPr>
+          <w:rFonts w:ascii="Gentium" w:hAnsi="Gentium" w:cs="Gentium"/>
+        </w:rPr>
+        <w:t>tle) din’ … These shall escape during the period of the [first] visitation, but those who proved faithless shall be delivered to the sword. [</w:t>
       </w:r>
       <w:r>
         <w:rPr>
@@ -4882,6 +5024,7 @@
     <w:p>
       <w:pPr>
         <w:spacing w:before="120"/>
+        <w:jc w:val="both"/>
         <w:rPr>
           <w:rFonts w:ascii="Gentium" w:hAnsi="Gentium" w:cs="Gentium"/>
         </w:rPr>
@@ -5341,6 +5484,7 @@
           <w:color w:val="0070C0"/>
           <w:vertAlign w:val="superscript"/>
         </w:rPr>
+        <w:lastRenderedPageBreak/>
         <w:t>22</w:t>
       </w:r>
       <w:r>
@@ -5396,7 +5540,6 @@
           <w:color w:val="0070C0"/>
           <w:vertAlign w:val="superscript"/>
         </w:rPr>
-        <w:lastRenderedPageBreak/>
         <w:t>24</w:t>
       </w:r>
       <w:r>
@@ -5884,6 +6027,13 @@
           <w:color w:val="006600"/>
         </w:rPr>
         <w:br/>
+      </w:r>
+      <w:r>
+        <w:rPr>
+          <w:rFonts w:ascii="Gentium" w:hAnsi="Gentium" w:cs="Gentium"/>
+          <w:color w:val="006600"/>
+        </w:rPr>
+        <w:lastRenderedPageBreak/>
         <w:t>But have dealt wantonly in the ways of fornication,</w:t>
       </w:r>
       <w:r>
@@ -5954,7 +6104,6 @@
           <w:color w:val="EE0000"/>
           <w:vertAlign w:val="superscript"/>
         </w:rPr>
-        <w:lastRenderedPageBreak/>
         <w:t>17</w:t>
       </w:r>
       <w:r>
@@ -6207,7 +6356,21 @@
           <w:rFonts w:ascii="Gentium" w:hAnsi="Gentium" w:cs="Gentium"/>
           <w:color w:val="006600"/>
         </w:rPr>
-        <w:t xml:space="preserve"> &lt;talked&gt; - a that the wrath of God was kindled against all His congregation. </w:t>
+        <w:t xml:space="preserve"> &lt;talked&gt;</w:t>
+      </w:r>
+      <w:r>
+        <w:rPr>
+          <w:rFonts w:ascii="Gentium" w:hAnsi="Gentium" w:cs="Gentium"/>
+          <w:color w:val="006600"/>
+        </w:rPr>
+        <w:t xml:space="preserve"> – </w:t>
+      </w:r>
+      <w:r>
+        <w:rPr>
+          <w:rFonts w:ascii="Gentium" w:hAnsi="Gentium" w:cs="Gentium"/>
+          <w:color w:val="006600"/>
+        </w:rPr>
+        <w:t xml:space="preserve">that the wrath of God was kindled against all His congregation. </w:t>
       </w:r>
       <w:r>
         <w:rPr>
@@ -6499,7 +6662,29 @@
           <w:rFonts w:ascii="Gentium" w:hAnsi="Gentium" w:cs="Gentium"/>
           <w:color w:val="006600"/>
         </w:rPr>
-        <w:t xml:space="preserve">According to his trespass, they shall record him as a perverted man until he come back to stand in the office of the men of the perfection of holiness. </w:t>
+        <w:t>According to his trespass, they shall record him as a perverted man until he come</w:t>
+      </w:r>
+      <w:r>
+        <w:rPr>
+          <w:rFonts w:ascii="Gentium" w:hAnsi="Gentium" w:cs="Gentium"/>
+          <w:color w:val="006600"/>
+        </w:rPr>
+        <w:t>s</w:t>
+      </w:r>
+      <w:r>
+        <w:rPr>
+          <w:rFonts w:ascii="Gentium" w:hAnsi="Gentium" w:cs="Gentium"/>
+          <w:color w:val="006600"/>
+        </w:rPr>
+        <w:t xml:space="preserve"> back to </w:t>
+      </w:r>
+      <w:r>
+        <w:rPr>
+          <w:rFonts w:ascii="Gentium" w:hAnsi="Gentium" w:cs="Gentium"/>
+          <w:color w:val="006600"/>
+        </w:rPr>
+        <w:lastRenderedPageBreak/>
+        <w:t xml:space="preserve">stand in the office of the men of the perfection of holiness. </w:t>
       </w:r>
       <w:r>
         <w:rPr>
@@ -6587,271 +6772,7 @@
           <w:rFonts w:ascii="Gentium" w:hAnsi="Gentium" w:cs="Gentium"/>
           <w:color w:val="006600"/>
         </w:rPr>
-        <w:t xml:space="preserve">They have no share in the House of the Law. </w:t>
-      </w:r>
-      <w:r>
-        <w:rPr>
-          <w:rFonts w:ascii="Gentium" w:hAnsi="Gentium" w:cs="Gentium"/>
-          <w:b/>
-          <w:bCs/>
-          <w:color w:val="EE0000"/>
-          <w:vertAlign w:val="superscript"/>
-        </w:rPr>
-        <w:t>36</w:t>
-      </w:r>
-      <w:r>
-        <w:rPr>
-          <w:rFonts w:ascii="Gentium" w:hAnsi="Gentium" w:cs="Gentium"/>
-          <w:color w:val="EE0000"/>
-        </w:rPr>
-        <w:t> </w:t>
-      </w:r>
-      <w:r>
-        <w:rPr>
-          <w:rFonts w:ascii="Gentium" w:hAnsi="Gentium" w:cs="Gentium"/>
-          <w:color w:val="006600"/>
-        </w:rPr>
-        <w:t xml:space="preserve">With a judgement like to that of their neighbours who </w:t>
-      </w:r>
-      <w:r>
-        <w:rPr>
-          <w:rFonts w:ascii="Gentium" w:hAnsi="Gentium" w:cs="Gentium"/>
-          <w:color w:val="006600"/>
-        </w:rPr>
-        <w:lastRenderedPageBreak/>
-        <w:t xml:space="preserve">turned away with the scornful men, they shall be judged. </w:t>
-      </w:r>
-      <w:r>
-        <w:rPr>
-          <w:rFonts w:ascii="Gentium" w:hAnsi="Gentium" w:cs="Gentium"/>
-          <w:b/>
-          <w:bCs/>
-          <w:color w:val="EE0000"/>
-          <w:vertAlign w:val="superscript"/>
-        </w:rPr>
-        <w:t>37</w:t>
-      </w:r>
-      <w:r>
-        <w:rPr>
-          <w:rFonts w:ascii="Gentium" w:hAnsi="Gentium" w:cs="Gentium"/>
-          <w:color w:val="EE0000"/>
-        </w:rPr>
-        <w:t> </w:t>
-      </w:r>
-      <w:r>
-        <w:rPr>
-          <w:rFonts w:ascii="Gentium" w:hAnsi="Gentium" w:cs="Gentium"/>
-          <w:color w:val="006600"/>
-        </w:rPr>
-        <w:t xml:space="preserve">For, they spoke error against the statutes of righteousness, and rejected the covenant and the pledge of faith, which they had affirmed in the land of Damascus; and this is the New Covenant. </w:t>
-      </w:r>
-      <w:r>
-        <w:rPr>
-          <w:rFonts w:ascii="Gentium" w:hAnsi="Gentium" w:cs="Gentium"/>
-          <w:b/>
-          <w:bCs/>
-          <w:color w:val="EE0000"/>
-          <w:vertAlign w:val="superscript"/>
-        </w:rPr>
-        <w:t>38</w:t>
-      </w:r>
-      <w:r>
-        <w:rPr>
-          <w:rFonts w:ascii="Gentium" w:hAnsi="Gentium" w:cs="Gentium"/>
-          <w:color w:val="EE0000"/>
-        </w:rPr>
-        <w:t> </w:t>
-      </w:r>
-      <w:r>
-        <w:rPr>
-          <w:rFonts w:ascii="Gentium" w:hAnsi="Gentium" w:cs="Gentium"/>
-          <w:color w:val="006600"/>
-        </w:rPr>
-        <w:t xml:space="preserve">And there shall not be to them nor to their families a share in the House of the Law. </w:t>
-      </w:r>
-      <w:r>
-        <w:rPr>
-          <w:rFonts w:ascii="Gentium" w:hAnsi="Gentium" w:cs="Gentium"/>
-          <w:b/>
-          <w:bCs/>
-          <w:color w:val="EE0000"/>
-          <w:vertAlign w:val="superscript"/>
-        </w:rPr>
-        <w:t>39</w:t>
-      </w:r>
-      <w:r>
-        <w:rPr>
-          <w:rFonts w:ascii="Gentium" w:hAnsi="Gentium" w:cs="Gentium"/>
-          <w:color w:val="EE0000"/>
-        </w:rPr>
-        <w:t> </w:t>
-      </w:r>
-      <w:r>
-        <w:rPr>
-          <w:rFonts w:ascii="Gentium" w:hAnsi="Gentium" w:cs="Gentium"/>
-          <w:color w:val="006600"/>
-        </w:rPr>
-        <w:t xml:space="preserve">And, from the day when there was gathered in the Unique Teacher until all the men of war were consumed who walked with the man of lies about forty years, </w:t>
-      </w:r>
-      <w:r>
-        <w:rPr>
-          <w:rFonts w:ascii="Gentium" w:hAnsi="Gentium" w:cs="Gentium"/>
-          <w:b/>
-          <w:bCs/>
-          <w:color w:val="EE0000"/>
-          <w:vertAlign w:val="superscript"/>
-        </w:rPr>
-        <w:t>40</w:t>
-      </w:r>
-      <w:r>
-        <w:rPr>
-          <w:rFonts w:ascii="Gentium" w:hAnsi="Gentium" w:cs="Gentium"/>
-          <w:color w:val="EE0000"/>
-        </w:rPr>
-        <w:t> </w:t>
-      </w:r>
-      <w:r>
-        <w:rPr>
-          <w:rFonts w:ascii="Gentium" w:hAnsi="Gentium" w:cs="Gentium"/>
-          <w:color w:val="006600"/>
-        </w:rPr>
-        <w:t xml:space="preserve">[And during this period there shall be kindled the wrath of God against Israel as He said, “There is no king and no prince,” and no judge, and none that rebukes in righteousness,] </w:t>
-      </w:r>
-      <w:r>
-        <w:rPr>
-          <w:rFonts w:ascii="Gentium" w:hAnsi="Gentium" w:cs="Gentium"/>
-          <w:b/>
-          <w:bCs/>
-          <w:color w:val="EE0000"/>
-          <w:vertAlign w:val="superscript"/>
-        </w:rPr>
-        <w:t>41</w:t>
-      </w:r>
-      <w:r>
-        <w:rPr>
-          <w:rFonts w:ascii="Gentium" w:hAnsi="Gentium" w:cs="Gentium"/>
-          <w:color w:val="EE0000"/>
-        </w:rPr>
-        <w:t> </w:t>
-      </w:r>
-      <w:r>
-        <w:rPr>
-          <w:rFonts w:ascii="Gentium" w:hAnsi="Gentium" w:cs="Gentium"/>
-          <w:color w:val="006600"/>
-        </w:rPr>
-        <w:t xml:space="preserve">Those who repented of transgression &lt;in Jacob&gt; observed the covenant of God. </w:t>
-      </w:r>
-      <w:r>
-        <w:rPr>
-          <w:rFonts w:ascii="Gentium" w:hAnsi="Gentium" w:cs="Gentium"/>
-          <w:b/>
-          <w:bCs/>
-          <w:color w:val="EE0000"/>
-          <w:vertAlign w:val="superscript"/>
-        </w:rPr>
-        <w:t>42</w:t>
-      </w:r>
-      <w:r>
-        <w:rPr>
-          <w:rFonts w:ascii="Gentium" w:hAnsi="Gentium" w:cs="Gentium"/>
-          <w:color w:val="EE0000"/>
-        </w:rPr>
-        <w:t> </w:t>
-      </w:r>
-      <w:r>
-        <w:rPr>
-          <w:rFonts w:ascii="Gentium" w:hAnsi="Gentium" w:cs="Gentium"/>
-          <w:color w:val="006600"/>
-        </w:rPr>
-        <w:t xml:space="preserve">Then they spoke each man with his neighbour &lt;to strengthen one&gt; another, “Let our steps hold fast to the way of God.” </w:t>
-      </w:r>
-      <w:r>
-        <w:rPr>
-          <w:rFonts w:ascii="Gentium" w:hAnsi="Gentium" w:cs="Gentium"/>
-          <w:b/>
-          <w:bCs/>
-          <w:color w:val="EE0000"/>
-          <w:vertAlign w:val="superscript"/>
-        </w:rPr>
-        <w:t>43</w:t>
-      </w:r>
-      <w:r>
-        <w:rPr>
-          <w:rFonts w:ascii="Gentium" w:hAnsi="Gentium" w:cs="Gentium"/>
-          <w:color w:val="EE0000"/>
-        </w:rPr>
-        <w:t> </w:t>
-      </w:r>
-      <w:r>
-        <w:rPr>
-          <w:rFonts w:ascii="Gentium" w:hAnsi="Gentium" w:cs="Gentium"/>
-          <w:color w:val="006600"/>
-        </w:rPr>
-        <w:t xml:space="preserve">And God listened to their words and heard, and a book of remembrance was written &lt;before Him&gt; for them that feared God &lt;and&gt; hat thought on His name until salvation and righteousness be revealed for &lt;them that fear God. </w:t>
-      </w:r>
-      <w:r>
-        <w:rPr>
-          <w:rFonts w:ascii="Gentium" w:hAnsi="Gentium" w:cs="Gentium"/>
-          <w:b/>
-          <w:bCs/>
-          <w:color w:val="EE0000"/>
-          <w:vertAlign w:val="superscript"/>
-        </w:rPr>
-        <w:t>44</w:t>
-      </w:r>
-      <w:r>
-        <w:rPr>
-          <w:rFonts w:ascii="Gentium" w:hAnsi="Gentium" w:cs="Gentium"/>
-          <w:color w:val="EE0000"/>
-        </w:rPr>
-        <w:t> </w:t>
-      </w:r>
-      <w:r>
-        <w:rPr>
-          <w:rFonts w:ascii="Gentium" w:hAnsi="Gentium" w:cs="Gentium"/>
-          <w:color w:val="006600"/>
-        </w:rPr>
-        <w:t xml:space="preserve">Then shall you return and discern&gt; between the righteous and wicked, between him that serves God and him that does not serve Him. </w:t>
-      </w:r>
-      <w:r>
-        <w:rPr>
-          <w:rFonts w:ascii="Gentium" w:hAnsi="Gentium" w:cs="Gentium"/>
-          <w:b/>
-          <w:bCs/>
-          <w:color w:val="EE0000"/>
-          <w:vertAlign w:val="superscript"/>
-        </w:rPr>
-        <w:t>45</w:t>
-      </w:r>
-      <w:r>
-        <w:rPr>
-          <w:rFonts w:ascii="Gentium" w:hAnsi="Gentium" w:cs="Gentium"/>
-          <w:color w:val="EE0000"/>
-        </w:rPr>
-        <w:t> </w:t>
-      </w:r>
-      <w:r>
-        <w:rPr>
-          <w:rFonts w:ascii="Gentium" w:hAnsi="Gentium" w:cs="Gentium"/>
-          <w:color w:val="006600"/>
-        </w:rPr>
-        <w:t xml:space="preserve">And He shows mercy &lt;to thousands&gt; of them that </w:t>
-      </w:r>
-      <w:r>
-        <w:rPr>
-          <w:rFonts w:ascii="Gentium" w:hAnsi="Gentium" w:cs="Gentium"/>
-          <w:b/>
-          <w:bCs/>
-          <w:color w:val="006600"/>
-        </w:rPr>
-        <w:t>love Him and</w:t>
-      </w:r>
-      <w:r>
-        <w:rPr>
-          <w:rFonts w:ascii="Gentium" w:hAnsi="Gentium" w:cs="Gentium"/>
-          <w:color w:val="006600"/>
-        </w:rPr>
-        <w:t xml:space="preserve"> keep &lt;His commandments&gt; for a thousand generations.</w:t>
+        <w:t>They have no share in the House of the Law.</w:t>
       </w:r>
     </w:p>
     <w:p>
@@ -6871,7 +6792,7 @@
           <w:color w:val="EE0000"/>
           <w:vertAlign w:val="superscript"/>
         </w:rPr>
-        <w:t>46</w:t>
+        <w:t>36</w:t>
       </w:r>
       <w:r>
         <w:rPr>
@@ -6885,7 +6806,7 @@
           <w:rFonts w:ascii="Gentium" w:hAnsi="Gentium" w:cs="Gentium"/>
           <w:color w:val="006600"/>
         </w:rPr>
-        <w:t xml:space="preserve">†From the house of Peleg† that have gone out from the holy city. </w:t>
+        <w:t xml:space="preserve">With a judgement like to that of their neighbours who turned away with the scornful men, they shall be judged. </w:t>
       </w:r>
       <w:r>
         <w:rPr>
@@ -6895,7 +6816,7 @@
           <w:color w:val="EE0000"/>
           <w:vertAlign w:val="superscript"/>
         </w:rPr>
-        <w:t>47</w:t>
+        <w:t>37</w:t>
       </w:r>
       <w:r>
         <w:rPr>
@@ -6909,7 +6830,7 @@
           <w:rFonts w:ascii="Gentium" w:hAnsi="Gentium" w:cs="Gentium"/>
           <w:color w:val="006600"/>
         </w:rPr>
-        <w:t xml:space="preserve">And they trusted in God throughout the period that Israel trespassed and polluted the Sanctuary and returned again to molten images. </w:t>
+        <w:t xml:space="preserve">For, they spoke error against the statutes of righteousness, and rejected the covenant and the pledge of faith, which they had affirmed in the land of Damascus; and this is the New Covenant. </w:t>
       </w:r>
       <w:r>
         <w:rPr>
@@ -6919,7 +6840,7 @@
           <w:color w:val="EE0000"/>
           <w:vertAlign w:val="superscript"/>
         </w:rPr>
-        <w:t>48</w:t>
+        <w:t>38</w:t>
       </w:r>
       <w:r>
         <w:rPr>
@@ -6933,39 +6854,103 @@
           <w:rFonts w:ascii="Gentium" w:hAnsi="Gentium" w:cs="Gentium"/>
           <w:color w:val="006600"/>
         </w:rPr>
-        <w:t xml:space="preserve">The people with </w:t>
-      </w:r>
-      <w:r>
-        <w:rPr>
-          <w:rFonts w:ascii="Gentium" w:hAnsi="Gentium" w:cs="Gentium"/>
-          <w:b/>
-          <w:bCs/>
+        <w:t xml:space="preserve">And there shall not be to them nor to their families a share in the House of the Law. </w:t>
+      </w:r>
+      <w:r>
+        <w:rPr>
+          <w:rFonts w:ascii="Gentium" w:hAnsi="Gentium" w:cs="Gentium"/>
+          <w:b/>
+          <w:bCs/>
+          <w:color w:val="EE0000"/>
+          <w:vertAlign w:val="superscript"/>
+        </w:rPr>
+        <w:t>39</w:t>
+      </w:r>
+      <w:r>
+        <w:rPr>
+          <w:rFonts w:ascii="Gentium" w:hAnsi="Gentium" w:cs="Gentium"/>
+          <w:color w:val="EE0000"/>
+        </w:rPr>
+        <w:t> </w:t>
+      </w:r>
+      <w:r>
+        <w:rPr>
+          <w:rFonts w:ascii="Gentium" w:hAnsi="Gentium" w:cs="Gentium"/>
           <w:color w:val="006600"/>
         </w:rPr>
-        <w:t>few</w:t>
+        <w:t xml:space="preserve">And, from the day when there was gathered in the Unique Teacher until all the men of war were consumed who walked with the man of lies about forty years, </w:t>
+      </w:r>
+      <w:r>
+        <w:rPr>
+          <w:rFonts w:ascii="Gentium" w:hAnsi="Gentium" w:cs="Gentium"/>
+          <w:b/>
+          <w:bCs/>
+          <w:color w:val="EE0000"/>
+          <w:vertAlign w:val="superscript"/>
+        </w:rPr>
+        <w:t>40</w:t>
+      </w:r>
+      <w:r>
+        <w:rPr>
+          <w:rFonts w:ascii="Gentium" w:hAnsi="Gentium" w:cs="Gentium"/>
+          <w:color w:val="EE0000"/>
+        </w:rPr>
+        <w:t> </w:t>
       </w:r>
       <w:r>
         <w:rPr>
           <w:rFonts w:ascii="Gentium" w:hAnsi="Gentium" w:cs="Gentium"/>
           <w:color w:val="006600"/>
         </w:rPr>
-        <w:t xml:space="preserve"> words shall </w:t>
-      </w:r>
-      <w:r>
-        <w:rPr>
-          <w:rFonts w:ascii="Gentium" w:hAnsi="Gentium" w:cs="Gentium"/>
-          <w:b/>
-          <w:bCs/>
+        <w:t xml:space="preserve">[And during this period there shall be kindled the wrath of God against Israel as He said, “There is no king and no prince,” and no judge, and none that rebukes in righteousness,] </w:t>
+      </w:r>
+      <w:r>
+        <w:rPr>
+          <w:rFonts w:ascii="Gentium" w:hAnsi="Gentium" w:cs="Gentium"/>
+          <w:b/>
+          <w:bCs/>
+          <w:color w:val="EE0000"/>
+          <w:vertAlign w:val="superscript"/>
+        </w:rPr>
+        <w:t>41</w:t>
+      </w:r>
+      <w:r>
+        <w:rPr>
+          <w:rFonts w:ascii="Gentium" w:hAnsi="Gentium" w:cs="Gentium"/>
+          <w:color w:val="EE0000"/>
+        </w:rPr>
+        <w:t> </w:t>
+      </w:r>
+      <w:r>
+        <w:rPr>
+          <w:rFonts w:ascii="Gentium" w:hAnsi="Gentium" w:cs="Gentium"/>
           <w:color w:val="006600"/>
         </w:rPr>
-        <w:t>all</w:t>
+        <w:t xml:space="preserve">Those who repented of transgression &lt;in Jacob&gt; observed the covenant of God. </w:t>
+      </w:r>
+      <w:r>
+        <w:rPr>
+          <w:rFonts w:ascii="Gentium" w:hAnsi="Gentium" w:cs="Gentium"/>
+          <w:b/>
+          <w:bCs/>
+          <w:color w:val="EE0000"/>
+          <w:vertAlign w:val="superscript"/>
+        </w:rPr>
+        <w:t>42</w:t>
+      </w:r>
+      <w:r>
+        <w:rPr>
+          <w:rFonts w:ascii="Gentium" w:hAnsi="Gentium" w:cs="Gentium"/>
+          <w:color w:val="EE0000"/>
+        </w:rPr>
+        <w:t> </w:t>
       </w:r>
       <w:r>
         <w:rPr>
           <w:rFonts w:ascii="Gentium" w:hAnsi="Gentium" w:cs="Gentium"/>
           <w:color w:val="006600"/>
         </w:rPr>
-        <w:t xml:space="preserve"> be judged, each according to his spirit in the counsel of holiness. </w:t>
+        <w:t xml:space="preserve">Then they spoke each man with his neighbour &lt;to strengthen one&gt; another, “Let our steps hold fast to the way of God.” </w:t>
       </w:r>
       <w:r>
         <w:rPr>
@@ -6975,7 +6960,7 @@
           <w:color w:val="EE0000"/>
           <w:vertAlign w:val="superscript"/>
         </w:rPr>
-        <w:t>49</w:t>
+        <w:t>43</w:t>
       </w:r>
       <w:r>
         <w:rPr>
@@ -6989,7 +6974,85 @@
           <w:rFonts w:ascii="Gentium" w:hAnsi="Gentium" w:cs="Gentium"/>
           <w:color w:val="006600"/>
         </w:rPr>
-        <w:t>And, as for all those who have broken down the landmark of the Law amongst those who entered into the covenant, when there shall shine forth the glory of God to Israel, they shall be cut off from the midst of the camp, and with all those who do wickedly of Judah in the days of its testing.</w:t>
+        <w:t xml:space="preserve">And God listened to their words and heard, and a book of remembrance was written &lt;before Him&gt; for them that feared God &lt;and&gt; </w:t>
+      </w:r>
+      <w:r>
+        <w:rPr>
+          <w:rFonts w:ascii="Gentium" w:hAnsi="Gentium" w:cs="Gentium"/>
+          <w:color w:val="006600"/>
+        </w:rPr>
+        <w:t>t</w:t>
+      </w:r>
+      <w:r>
+        <w:rPr>
+          <w:rFonts w:ascii="Gentium" w:hAnsi="Gentium" w:cs="Gentium"/>
+          <w:color w:val="006600"/>
+        </w:rPr>
+        <w:t xml:space="preserve">hat thought on His name until salvation and righteousness be revealed for &lt;them that fear God. </w:t>
+      </w:r>
+      <w:r>
+        <w:rPr>
+          <w:rFonts w:ascii="Gentium" w:hAnsi="Gentium" w:cs="Gentium"/>
+          <w:b/>
+          <w:bCs/>
+          <w:color w:val="EE0000"/>
+          <w:vertAlign w:val="superscript"/>
+        </w:rPr>
+        <w:t>44</w:t>
+      </w:r>
+      <w:r>
+        <w:rPr>
+          <w:rFonts w:ascii="Gentium" w:hAnsi="Gentium" w:cs="Gentium"/>
+          <w:color w:val="EE0000"/>
+        </w:rPr>
+        <w:t> </w:t>
+      </w:r>
+      <w:r>
+        <w:rPr>
+          <w:rFonts w:ascii="Gentium" w:hAnsi="Gentium" w:cs="Gentium"/>
+          <w:color w:val="006600"/>
+        </w:rPr>
+        <w:t xml:space="preserve">Then shall you return and discern&gt; between the righteous and wicked, between him that serves God and him that does not serve Him. </w:t>
+      </w:r>
+      <w:r>
+        <w:rPr>
+          <w:rFonts w:ascii="Gentium" w:hAnsi="Gentium" w:cs="Gentium"/>
+          <w:b/>
+          <w:bCs/>
+          <w:color w:val="EE0000"/>
+          <w:vertAlign w:val="superscript"/>
+        </w:rPr>
+        <w:t>45</w:t>
+      </w:r>
+      <w:r>
+        <w:rPr>
+          <w:rFonts w:ascii="Gentium" w:hAnsi="Gentium" w:cs="Gentium"/>
+          <w:color w:val="EE0000"/>
+        </w:rPr>
+        <w:t> </w:t>
+      </w:r>
+      <w:r>
+        <w:rPr>
+          <w:rFonts w:ascii="Gentium" w:hAnsi="Gentium" w:cs="Gentium"/>
+          <w:color w:val="006600"/>
+        </w:rPr>
+        <w:t xml:space="preserve">And He shows mercy &lt;to thousands&gt; of them that </w:t>
+      </w:r>
+      <w:r>
+        <w:rPr>
+          <w:rFonts w:ascii="Gentium" w:hAnsi="Gentium" w:cs="Gentium"/>
+          <w:b/>
+          <w:bCs/>
+          <w:color w:val="006600"/>
+        </w:rPr>
+        <w:t>love Him and</w:t>
+      </w:r>
+      <w:r>
+        <w:rPr>
+          <w:rFonts w:ascii="Gentium" w:hAnsi="Gentium" w:cs="Gentium"/>
+          <w:color w:val="006600"/>
+        </w:rPr>
+        <w:t xml:space="preserve"> keep &lt;His commandments&gt; for a thousand generations.</w:t>
       </w:r>
     </w:p>
     <w:p>
@@ -7009,6 +7072,144 @@
           <w:color w:val="EE0000"/>
           <w:vertAlign w:val="superscript"/>
         </w:rPr>
+        <w:t>46</w:t>
+      </w:r>
+      <w:r>
+        <w:rPr>
+          <w:rFonts w:ascii="Gentium" w:hAnsi="Gentium" w:cs="Gentium"/>
+          <w:color w:val="EE0000"/>
+        </w:rPr>
+        <w:t> </w:t>
+      </w:r>
+      <w:r>
+        <w:rPr>
+          <w:rFonts w:ascii="Gentium" w:hAnsi="Gentium" w:cs="Gentium"/>
+          <w:color w:val="006600"/>
+        </w:rPr>
+        <w:t xml:space="preserve">†From the house of Peleg† that have gone out from the holy city. </w:t>
+      </w:r>
+      <w:r>
+        <w:rPr>
+          <w:rFonts w:ascii="Gentium" w:hAnsi="Gentium" w:cs="Gentium"/>
+          <w:b/>
+          <w:bCs/>
+          <w:color w:val="EE0000"/>
+          <w:vertAlign w:val="superscript"/>
+        </w:rPr>
+        <w:t>47</w:t>
+      </w:r>
+      <w:r>
+        <w:rPr>
+          <w:rFonts w:ascii="Gentium" w:hAnsi="Gentium" w:cs="Gentium"/>
+          <w:color w:val="EE0000"/>
+        </w:rPr>
+        <w:t> </w:t>
+      </w:r>
+      <w:r>
+        <w:rPr>
+          <w:rFonts w:ascii="Gentium" w:hAnsi="Gentium" w:cs="Gentium"/>
+          <w:color w:val="006600"/>
+        </w:rPr>
+        <w:t xml:space="preserve">And they trusted in God throughout the period that Israel trespassed and polluted the Sanctuary and returned again to molten images. </w:t>
+      </w:r>
+      <w:r>
+        <w:rPr>
+          <w:rFonts w:ascii="Gentium" w:hAnsi="Gentium" w:cs="Gentium"/>
+          <w:b/>
+          <w:bCs/>
+          <w:color w:val="EE0000"/>
+          <w:vertAlign w:val="superscript"/>
+        </w:rPr>
+        <w:t>48</w:t>
+      </w:r>
+      <w:r>
+        <w:rPr>
+          <w:rFonts w:ascii="Gentium" w:hAnsi="Gentium" w:cs="Gentium"/>
+          <w:color w:val="EE0000"/>
+        </w:rPr>
+        <w:t> </w:t>
+      </w:r>
+      <w:r>
+        <w:rPr>
+          <w:rFonts w:ascii="Gentium" w:hAnsi="Gentium" w:cs="Gentium"/>
+          <w:color w:val="006600"/>
+        </w:rPr>
+        <w:t xml:space="preserve">The people with </w:t>
+      </w:r>
+      <w:r>
+        <w:rPr>
+          <w:rFonts w:ascii="Gentium" w:hAnsi="Gentium" w:cs="Gentium"/>
+          <w:b/>
+          <w:bCs/>
+          <w:color w:val="006600"/>
+        </w:rPr>
+        <w:t>few</w:t>
+      </w:r>
+      <w:r>
+        <w:rPr>
+          <w:rFonts w:ascii="Gentium" w:hAnsi="Gentium" w:cs="Gentium"/>
+          <w:color w:val="006600"/>
+        </w:rPr>
+        <w:t xml:space="preserve"> words shall </w:t>
+      </w:r>
+      <w:r>
+        <w:rPr>
+          <w:rFonts w:ascii="Gentium" w:hAnsi="Gentium" w:cs="Gentium"/>
+          <w:b/>
+          <w:bCs/>
+          <w:color w:val="006600"/>
+        </w:rPr>
+        <w:t>all</w:t>
+      </w:r>
+      <w:r>
+        <w:rPr>
+          <w:rFonts w:ascii="Gentium" w:hAnsi="Gentium" w:cs="Gentium"/>
+          <w:color w:val="006600"/>
+        </w:rPr>
+        <w:t xml:space="preserve"> be judged, each according to his spirit in the counsel of holiness. </w:t>
+      </w:r>
+      <w:r>
+        <w:rPr>
+          <w:rFonts w:ascii="Gentium" w:hAnsi="Gentium" w:cs="Gentium"/>
+          <w:b/>
+          <w:bCs/>
+          <w:color w:val="EE0000"/>
+          <w:vertAlign w:val="superscript"/>
+        </w:rPr>
+        <w:t>49</w:t>
+      </w:r>
+      <w:r>
+        <w:rPr>
+          <w:rFonts w:ascii="Gentium" w:hAnsi="Gentium" w:cs="Gentium"/>
+          <w:color w:val="EE0000"/>
+        </w:rPr>
+        <w:t> </w:t>
+      </w:r>
+      <w:r>
+        <w:rPr>
+          <w:rFonts w:ascii="Gentium" w:hAnsi="Gentium" w:cs="Gentium"/>
+          <w:color w:val="006600"/>
+        </w:rPr>
+        <w:t>And, as for all those who have broken down the landmark of the Law amongst those who entered into the covenant, when there shall shine forth the glory of God to Israel, they shall be cut off from the midst of the camp, and with all those who do wickedly of Judah in the days of its testing.</w:t>
+      </w:r>
+    </w:p>
+    <w:p>
+      <w:pPr>
+        <w:spacing w:before="120"/>
+        <w:jc w:val="both"/>
+        <w:rPr>
+          <w:rFonts w:ascii="Gentium" w:hAnsi="Gentium" w:cs="Gentium"/>
+          <w:color w:val="006600"/>
+        </w:rPr>
+      </w:pPr>
+      <w:r>
+        <w:rPr>
+          <w:rFonts w:ascii="Gentium" w:hAnsi="Gentium" w:cs="Gentium"/>
+          <w:b/>
+          <w:bCs/>
+          <w:color w:val="EE0000"/>
+          <w:vertAlign w:val="superscript"/>
+        </w:rPr>
         <w:t>50</w:t>
       </w:r>
       <w:r>
@@ -7073,7 +7274,21 @@
           <w:color w:val="006600"/>
         </w:rPr>
         <w:br/>
-        <w:t>And true is thy judgement against us:”</w:t>
+        <w:t xml:space="preserve">And true is </w:t>
+      </w:r>
+      <w:r>
+        <w:rPr>
+          <w:rFonts w:ascii="Gentium" w:hAnsi="Gentium" w:cs="Gentium"/>
+          <w:color w:val="006600"/>
+        </w:rPr>
+        <w:t>your</w:t>
+      </w:r>
+      <w:r>
+        <w:rPr>
+          <w:rFonts w:ascii="Gentium" w:hAnsi="Gentium" w:cs="Gentium"/>
+          <w:color w:val="006600"/>
+        </w:rPr>
+        <w:t xml:space="preserve"> judgement against us:”</w:t>
       </w:r>
     </w:p>
     <w:p>
@@ -7151,6 +7366,7 @@
           <w:color w:val="EE0000"/>
           <w:vertAlign w:val="superscript"/>
         </w:rPr>
+        <w:lastRenderedPageBreak/>
         <w:t>54</w:t>
       </w:r>
       <w:r>
@@ -7230,7 +7446,21 @@
           <w:color w:val="006600"/>
         </w:rPr>
         <w:br/>
-        <w:t>For they trust in His holy name.</w:t>
+        <w:t>For</w:t>
+      </w:r>
+      <w:r>
+        <w:rPr>
+          <w:rFonts w:ascii="Gentium" w:hAnsi="Gentium" w:cs="Gentium"/>
+          <w:color w:val="006600"/>
+        </w:rPr>
+        <w:t>,</w:t>
+      </w:r>
+      <w:r>
+        <w:rPr>
+          <w:rFonts w:ascii="Gentium" w:hAnsi="Gentium" w:cs="Gentium"/>
+          <w:color w:val="006600"/>
+        </w:rPr>
+        <w:t xml:space="preserve"> they trust in His holy name.</w:t>
       </w:r>
     </w:p>
     <w:p>
@@ -7260,7 +7490,6 @@
           <w:sz w:val="28"/>
           <w:szCs w:val="28"/>
         </w:rPr>
-        <w:lastRenderedPageBreak/>
         <w:t xml:space="preserve">Chapter </w:t>
       </w:r>
       <w:r>
@@ -7297,6 +7526,49 @@
         </w:rPr>
         <w:t>Every man who puts under the ban a man [amongst men] according to the ordinances of the Gentiles is to be put to death:</w:t>
       </w:r>
+      <w:r>
+        <w:rPr>
+          <w:rFonts w:ascii="Gentium" w:hAnsi="Gentium" w:cs="Gentium"/>
+        </w:rPr>
+        <w:t xml:space="preserve"> </w:t>
+      </w:r>
+      <w:r>
+        <w:rPr>
+          <w:rFonts w:ascii="Gentium" w:hAnsi="Gentium" w:cs="Gentium"/>
+          <w:b/>
+          <w:bCs/>
+          <w:color w:val="0070C0"/>
+          <w:vertAlign w:val="superscript"/>
+        </w:rPr>
+        <w:t>2</w:t>
+      </w:r>
+      <w:r>
+        <w:rPr>
+          <w:rFonts w:ascii="Gentium" w:hAnsi="Gentium" w:cs="Gentium"/>
+          <w:color w:val="0070C0"/>
+        </w:rPr>
+        <w:t> </w:t>
+      </w:r>
+      <w:r>
+        <w:rPr>
+          <w:rFonts w:ascii="Gentium" w:hAnsi="Gentium" w:cs="Gentium"/>
+        </w:rPr>
+        <w:t xml:space="preserve">And as for that which He has said, “You shall not take vengeance nor bear a grudge against the children of your people,” every man of those who have entered into the covenant, who brings a charge against his neighbour whom he had not </w:t>
+      </w:r>
+      <w:r>
+        <w:rPr>
+          <w:rFonts w:ascii="Gentium" w:hAnsi="Gentium" w:cs="Gentium"/>
+          <w:b/>
+          <w:bCs/>
+        </w:rPr>
+        <w:t>rebuked</w:t>
+      </w:r>
+      <w:r>
+        <w:rPr>
+          <w:rFonts w:ascii="Gentium" w:hAnsi="Gentium" w:cs="Gentium"/>
+        </w:rPr>
+        <w:t xml:space="preserve"> before witnesses, and yet brings it in his fierce wrath or recounts (it) to his elders in order to bring him into contempt, is taking vengeance and bearing a grudge.</w:t>
+      </w:r>
     </w:p>
     <w:p>
       <w:pPr>
@@ -7314,43 +7586,6 @@
           <w:color w:val="0070C0"/>
           <w:vertAlign w:val="superscript"/>
         </w:rPr>
-        <w:t>2</w:t>
-      </w:r>
-      <w:r>
-        <w:rPr>
-          <w:rFonts w:ascii="Gentium" w:hAnsi="Gentium" w:cs="Gentium"/>
-          <w:color w:val="0070C0"/>
-        </w:rPr>
-        <w:t> </w:t>
-      </w:r>
-      <w:r>
-        <w:rPr>
-          <w:rFonts w:ascii="Gentium" w:hAnsi="Gentium" w:cs="Gentium"/>
-        </w:rPr>
-        <w:t xml:space="preserve">And as for that which He has said, “You shall not take vengeance nor bear a grudge against the children of your people,” every man of those who have entered into the covenant, who brings a charge against his neighbour whom he had not </w:t>
-      </w:r>
-      <w:r>
-        <w:rPr>
-          <w:rFonts w:ascii="Gentium" w:hAnsi="Gentium" w:cs="Gentium"/>
-          <w:b/>
-          <w:bCs/>
-        </w:rPr>
-        <w:t>rebuked</w:t>
-      </w:r>
-      <w:r>
-        <w:rPr>
-          <w:rFonts w:ascii="Gentium" w:hAnsi="Gentium" w:cs="Gentium"/>
-        </w:rPr>
-        <w:t xml:space="preserve"> before witnesses, and yet brings it in his fierce wrath or recounts (it) to his elders in order to bring him into contempt, is taking vengeance and bearing a grudge. </w:t>
-      </w:r>
-      <w:r>
-        <w:rPr>
-          <w:rFonts w:ascii="Gentium" w:hAnsi="Gentium" w:cs="Gentium"/>
-          <w:b/>
-          <w:bCs/>
-          <w:color w:val="0070C0"/>
-          <w:vertAlign w:val="superscript"/>
-        </w:rPr>
         <w:t>3</w:t>
       </w:r>
       <w:r>
@@ -7410,30 +7645,7 @@
         <w:rPr>
           <w:rFonts w:ascii="Gentium" w:hAnsi="Gentium" w:cs="Gentium"/>
         </w:rPr>
-        <w:t xml:space="preserve">“You shall surely rebuke your neighbour and not bear sin because of him.” </w:t>
-      </w:r>
-      <w:r>
-        <w:rPr>
-          <w:rFonts w:ascii="Gentium" w:hAnsi="Gentium" w:cs="Gentium"/>
-          <w:b/>
-          <w:bCs/>
-          <w:color w:val="0070C0"/>
-          <w:vertAlign w:val="superscript"/>
-        </w:rPr>
-        <w:t>6</w:t>
-      </w:r>
-      <w:r>
-        <w:rPr>
-          <w:rFonts w:ascii="Gentium" w:hAnsi="Gentium" w:cs="Gentium"/>
-          <w:color w:val="0070C0"/>
-        </w:rPr>
-        <w:t> </w:t>
-      </w:r>
-      <w:r>
-        <w:rPr>
-          <w:rFonts w:ascii="Gentium" w:hAnsi="Gentium" w:cs="Gentium"/>
-        </w:rPr>
-        <w:t>As regards the oath, touching that which He said “You shall not avenge you with your own hand,” the man who makes (another man) swear in the open field – that is, not in the presence of the judges, or owing to their commands – has avenged himself with his own hand.</w:t>
+        <w:t>“You shall surely rebuke your neighbour and not bear sin because of him.”</w:t>
       </w:r>
     </w:p>
     <w:p>
@@ -7452,6 +7664,47 @@
           <w:color w:val="0070C0"/>
           <w:vertAlign w:val="superscript"/>
         </w:rPr>
+        <w:t>6</w:t>
+      </w:r>
+      <w:r>
+        <w:rPr>
+          <w:rFonts w:ascii="Gentium" w:hAnsi="Gentium" w:cs="Gentium"/>
+          <w:color w:val="0070C0"/>
+        </w:rPr>
+        <w:t> </w:t>
+      </w:r>
+      <w:r>
+        <w:rPr>
+          <w:rFonts w:ascii="Gentium" w:hAnsi="Gentium" w:cs="Gentium"/>
+        </w:rPr>
+        <w:t>As regards the oath, touching that which He said</w:t>
+      </w:r>
+      <w:r>
+        <w:rPr>
+          <w:rFonts w:ascii="Gentium" w:hAnsi="Gentium" w:cs="Gentium"/>
+        </w:rPr>
+        <w:t>,</w:t>
+      </w:r>
+      <w:r>
+        <w:rPr>
+          <w:rFonts w:ascii="Gentium" w:hAnsi="Gentium" w:cs="Gentium"/>
+        </w:rPr>
+        <w:t xml:space="preserve"> “You shall not avenge you with your own hand,” the man who makes (another man) swear in the open field – that is, not in the presence of the judges, or owing to their commands – has avenged himself with his own hand.</w:t>
+      </w:r>
+      <w:r>
+        <w:rPr>
+          <w:rFonts w:ascii="Gentium" w:hAnsi="Gentium" w:cs="Gentium"/>
+        </w:rPr>
+        <w:t xml:space="preserve"> </w:t>
+      </w:r>
+      <w:r>
+        <w:rPr>
+          <w:rFonts w:ascii="Gentium" w:hAnsi="Gentium" w:cs="Gentium"/>
+          <w:b/>
+          <w:bCs/>
+          <w:color w:val="0070C0"/>
+          <w:vertAlign w:val="superscript"/>
+        </w:rPr>
         <w:t>7</w:t>
       </w:r>
       <w:r>
@@ -7479,123 +7732,7 @@
         <w:rPr>
           <w:rFonts w:ascii="Gentium" w:hAnsi="Gentium" w:cs="Gentium"/>
         </w:rPr>
-        <w:t xml:space="preserve"> (it) by the oath of cursing, and whoever hears, if he knows and declares it not, shall be held guilty. </w:t>
-      </w:r>
-      <w:r>
-        <w:rPr>
-          <w:rFonts w:ascii="Gentium" w:hAnsi="Gentium" w:cs="Gentium"/>
-          <w:b/>
-          <w:bCs/>
-          <w:color w:val="0070C0"/>
-          <w:vertAlign w:val="superscript"/>
-        </w:rPr>
-        <w:t>8</w:t>
-      </w:r>
-      <w:r>
-        <w:rPr>
-          <w:rFonts w:ascii="Gentium" w:hAnsi="Gentium" w:cs="Gentium"/>
-          <w:color w:val="0070C0"/>
-        </w:rPr>
-        <w:t> </w:t>
-      </w:r>
-      <w:r>
-        <w:rPr>
-          <w:rFonts w:ascii="Gentium" w:hAnsi="Gentium" w:cs="Gentium"/>
-        </w:rPr>
-        <w:t xml:space="preserve">As for any restitution made by </w:t>
-      </w:r>
-      <w:r>
-        <w:rPr>
-          <w:rFonts w:ascii="Gentium" w:hAnsi="Gentium" w:cs="Gentium"/>
-          <w:b/>
-          <w:bCs/>
-        </w:rPr>
-        <w:t>him who returns</w:t>
-      </w:r>
-      <w:r>
-        <w:rPr>
-          <w:rFonts w:ascii="Gentium" w:hAnsi="Gentium" w:cs="Gentium"/>
-        </w:rPr>
-        <w:t xml:space="preserve"> that which has [not] an owner, </w:t>
-      </w:r>
-      <w:r>
-        <w:rPr>
-          <w:rFonts w:ascii="Gentium" w:hAnsi="Gentium" w:cs="Gentium"/>
-          <w:b/>
-          <w:bCs/>
-        </w:rPr>
-        <w:t>he who returns (it)</w:t>
-      </w:r>
-      <w:r>
-        <w:rPr>
-          <w:rFonts w:ascii="Gentium" w:hAnsi="Gentium" w:cs="Gentium"/>
-        </w:rPr>
-        <w:t xml:space="preserve"> shall confess to the priest, and &lt;that which was lost&gt; shall be </w:t>
-      </w:r>
-      <w:r>
-        <w:rPr>
-          <w:rFonts w:ascii="Gentium" w:hAnsi="Gentium" w:cs="Gentium"/>
-          <w:b/>
-          <w:bCs/>
-        </w:rPr>
-        <w:t>given back</w:t>
-      </w:r>
-      <w:r>
-        <w:rPr>
-          <w:rFonts w:ascii="Gentium" w:hAnsi="Gentium" w:cs="Gentium"/>
-        </w:rPr>
-        <w:t xml:space="preserve"> to him, </w:t>
-      </w:r>
-      <w:r>
-        <w:rPr>
-          <w:rFonts w:ascii="Gentium" w:hAnsi="Gentium" w:cs="Gentium"/>
-          <w:b/>
-          <w:bCs/>
-          <w:color w:val="0070C0"/>
-          <w:vertAlign w:val="superscript"/>
-        </w:rPr>
-        <w:t>9</w:t>
-      </w:r>
-      <w:r>
-        <w:rPr>
-          <w:rFonts w:ascii="Gentium" w:hAnsi="Gentium" w:cs="Gentium"/>
-          <w:color w:val="0070C0"/>
-        </w:rPr>
-        <w:t> </w:t>
-      </w:r>
-      <w:r>
-        <w:rPr>
-          <w:rFonts w:ascii="Gentium" w:hAnsi="Gentium" w:cs="Gentium"/>
-        </w:rPr>
-        <w:t xml:space="preserve">besides the ram of the guilt-offering </w:t>
-      </w:r>
-      <w:r>
-        <w:rPr>
-          <w:rFonts w:ascii="Gentium" w:hAnsi="Gentium" w:cs="Gentium"/>
-          <w:b/>
-          <w:bCs/>
-        </w:rPr>
-        <w:t>to the priest</w:t>
-      </w:r>
-      <w:r>
-        <w:rPr>
-          <w:rFonts w:ascii="Gentium" w:hAnsi="Gentium" w:cs="Gentium"/>
-        </w:rPr>
-        <w:t xml:space="preserve">. And so, everything (that was) lost (and) found and has no owner shall </w:t>
-      </w:r>
-      <w:r>
-        <w:rPr>
-          <w:rFonts w:ascii="Gentium" w:hAnsi="Gentium" w:cs="Gentium"/>
-          <w:b/>
-          <w:bCs/>
-        </w:rPr>
-        <w:t>be given</w:t>
-      </w:r>
-      <w:r>
-        <w:rPr>
-          <w:rFonts w:ascii="Gentium" w:hAnsi="Gentium" w:cs="Gentium"/>
-        </w:rPr>
-        <w:t xml:space="preserve"> to the priests; for he who found it knows not its law. If its owner is not found, they shall take charge (of it).</w:t>
+        <w:t xml:space="preserve"> (it) by the oath of cursing, and whoever hears, if he knows and declares it not, shall be held guilty.</w:t>
       </w:r>
     </w:p>
     <w:p>
@@ -7614,6 +7751,143 @@
           <w:color w:val="0070C0"/>
           <w:vertAlign w:val="superscript"/>
         </w:rPr>
+        <w:t>8</w:t>
+      </w:r>
+      <w:r>
+        <w:rPr>
+          <w:rFonts w:ascii="Gentium" w:hAnsi="Gentium" w:cs="Gentium"/>
+          <w:color w:val="0070C0"/>
+        </w:rPr>
+        <w:t> </w:t>
+      </w:r>
+      <w:r>
+        <w:rPr>
+          <w:rFonts w:ascii="Gentium" w:hAnsi="Gentium" w:cs="Gentium"/>
+        </w:rPr>
+        <w:t xml:space="preserve">As for any restitution made by </w:t>
+      </w:r>
+      <w:r>
+        <w:rPr>
+          <w:rFonts w:ascii="Gentium" w:hAnsi="Gentium" w:cs="Gentium"/>
+          <w:b/>
+          <w:bCs/>
+        </w:rPr>
+        <w:t>him who returns</w:t>
+      </w:r>
+      <w:r>
+        <w:rPr>
+          <w:rFonts w:ascii="Gentium" w:hAnsi="Gentium" w:cs="Gentium"/>
+        </w:rPr>
+        <w:t xml:space="preserve"> that which has [not] an owner, </w:t>
+      </w:r>
+      <w:r>
+        <w:rPr>
+          <w:rFonts w:ascii="Gentium" w:hAnsi="Gentium" w:cs="Gentium"/>
+          <w:b/>
+          <w:bCs/>
+        </w:rPr>
+        <w:t>he who returns (it)</w:t>
+      </w:r>
+      <w:r>
+        <w:rPr>
+          <w:rFonts w:ascii="Gentium" w:hAnsi="Gentium" w:cs="Gentium"/>
+        </w:rPr>
+        <w:t xml:space="preserve"> shall confess to the priest, and &lt;that which was lost&gt; shall be </w:t>
+      </w:r>
+      <w:r>
+        <w:rPr>
+          <w:rFonts w:ascii="Gentium" w:hAnsi="Gentium" w:cs="Gentium"/>
+          <w:b/>
+          <w:bCs/>
+        </w:rPr>
+        <w:t>given back</w:t>
+      </w:r>
+      <w:r>
+        <w:rPr>
+          <w:rFonts w:ascii="Gentium" w:hAnsi="Gentium" w:cs="Gentium"/>
+        </w:rPr>
+        <w:t xml:space="preserve"> to him, </w:t>
+      </w:r>
+      <w:r>
+        <w:rPr>
+          <w:rFonts w:ascii="Gentium" w:hAnsi="Gentium" w:cs="Gentium"/>
+          <w:b/>
+          <w:bCs/>
+          <w:color w:val="0070C0"/>
+          <w:vertAlign w:val="superscript"/>
+        </w:rPr>
+        <w:t>9</w:t>
+      </w:r>
+      <w:r>
+        <w:rPr>
+          <w:rFonts w:ascii="Gentium" w:hAnsi="Gentium" w:cs="Gentium"/>
+          <w:color w:val="0070C0"/>
+        </w:rPr>
+        <w:t> </w:t>
+      </w:r>
+      <w:r>
+        <w:rPr>
+          <w:rFonts w:ascii="Gentium" w:hAnsi="Gentium" w:cs="Gentium"/>
+        </w:rPr>
+        <w:t xml:space="preserve">besides the ram of the guilt-offering </w:t>
+      </w:r>
+      <w:r>
+        <w:rPr>
+          <w:rFonts w:ascii="Gentium" w:hAnsi="Gentium" w:cs="Gentium"/>
+          <w:b/>
+          <w:bCs/>
+        </w:rPr>
+        <w:t>to the priest</w:t>
+      </w:r>
+      <w:r>
+        <w:rPr>
+          <w:rFonts w:ascii="Gentium" w:hAnsi="Gentium" w:cs="Gentium"/>
+        </w:rPr>
+        <w:t xml:space="preserve">. And so, everything (that was) lost (and) found and has no owner shall </w:t>
+      </w:r>
+      <w:r>
+        <w:rPr>
+          <w:rFonts w:ascii="Gentium" w:hAnsi="Gentium" w:cs="Gentium"/>
+          <w:b/>
+          <w:bCs/>
+        </w:rPr>
+        <w:t>be given</w:t>
+      </w:r>
+      <w:r>
+        <w:rPr>
+          <w:rFonts w:ascii="Gentium" w:hAnsi="Gentium" w:cs="Gentium"/>
+        </w:rPr>
+        <w:t xml:space="preserve"> to the priests; for</w:t>
+      </w:r>
+      <w:r>
+        <w:rPr>
+          <w:rFonts w:ascii="Gentium" w:hAnsi="Gentium" w:cs="Gentium"/>
+        </w:rPr>
+        <w:t>,</w:t>
+      </w:r>
+      <w:r>
+        <w:rPr>
+          <w:rFonts w:ascii="Gentium" w:hAnsi="Gentium" w:cs="Gentium"/>
+        </w:rPr>
+        <w:t xml:space="preserve"> he who found it knows not its law. If its owner is not found, they shall take charge (of it).</w:t>
+      </w:r>
+    </w:p>
+    <w:p>
+      <w:pPr>
+        <w:spacing w:before="120"/>
+        <w:jc w:val="both"/>
+        <w:rPr>
+          <w:rFonts w:ascii="Gentium" w:hAnsi="Gentium" w:cs="Gentium"/>
+        </w:rPr>
+      </w:pPr>
+      <w:r>
+        <w:rPr>
+          <w:rFonts w:ascii="Gentium" w:hAnsi="Gentium" w:cs="Gentium"/>
+          <w:b/>
+          <w:bCs/>
+          <w:color w:val="0070C0"/>
+          <w:vertAlign w:val="superscript"/>
+        </w:rPr>
         <w:t>10</w:t>
       </w:r>
       <w:r>
@@ -7806,7 +8080,14 @@
         <w:rPr>
           <w:rFonts w:ascii="Gentium" w:hAnsi="Gentium" w:cs="Gentium"/>
         </w:rPr>
-        <w:t xml:space="preserve"> before the judges to cause a man to be put to death at his mouth, whose days have not been fulfilled so as to pass over to those that are numbered &lt;and who is not&gt; a man who fears God. </w:t>
+        <w:t xml:space="preserve"> before the judges to cause a man to be put to death at his mouth, whose days have not been fulfilled so as to pass over to those that are numbered &lt;and </w:t>
+      </w:r>
+      <w:r>
+        <w:rPr>
+          <w:rFonts w:ascii="Gentium" w:hAnsi="Gentium" w:cs="Gentium"/>
+        </w:rPr>
+        <w:lastRenderedPageBreak/>
+        <w:t xml:space="preserve">who is not&gt; a man who fears God. </w:t>
       </w:r>
       <w:r>
         <w:rPr>
@@ -7916,14 +8197,7 @@
         <w:rPr>
           <w:rFonts w:ascii="Gentium" w:hAnsi="Gentium" w:cs="Gentium"/>
         </w:rPr>
-        <w:t xml:space="preserve">(They shall amount) to ten men selected from the congregation according to the time (defined); four of the tribe of Levi and Aaron, and six of Israel learned in the Book of †the Hagu† and in the Ordinances of the </w:t>
-      </w:r>
-      <w:r>
-        <w:rPr>
-          <w:rFonts w:ascii="Gentium" w:hAnsi="Gentium" w:cs="Gentium"/>
-        </w:rPr>
-        <w:lastRenderedPageBreak/>
-        <w:t xml:space="preserve">Covenant, from twenty-five years old even to sixty years old. </w:t>
+        <w:t xml:space="preserve">(They shall amount) to ten men selected from the congregation according to the time (defined); four of the tribe of Levi and Aaron, and six of Israel learned in the Book of †the Hagu† and in the Ordinances of the Covenant, from twenty-five years old even to sixty years old. </w:t>
       </w:r>
       <w:r>
         <w:rPr>
@@ -8364,7 +8638,13 @@
         <w:rPr>
           <w:rFonts w:ascii="Gentium" w:hAnsi="Gentium" w:cs="Gentium"/>
         </w:rPr>
-        <w:t xml:space="preserve">If he was&gt; on the way and went down to wash he may drink where he stands, but he shall not draw into any vessel. </w:t>
+        <w:t xml:space="preserve">&lt;If </w:t>
+      </w:r>
+      <w:r>
+        <w:rPr>
+          <w:rFonts w:ascii="Gentium" w:hAnsi="Gentium" w:cs="Gentium"/>
+        </w:rPr>
+        <w:t xml:space="preserve">he was&gt; on the way and went down to wash he may drink where he stands, but he shall not draw into any vessel. </w:t>
       </w:r>
       <w:r>
         <w:rPr>
@@ -8622,7 +8902,14 @@
         <w:rPr>
           <w:rFonts w:ascii="Gentium" w:hAnsi="Gentium" w:cs="Gentium"/>
         </w:rPr>
-        <w:t xml:space="preserve">No man shall carry on him spices to go out or come in on the Sabbath. </w:t>
+        <w:t xml:space="preserve">No man shall carry on him spices to go out or come in </w:t>
+      </w:r>
+      <w:r>
+        <w:rPr>
+          <w:rFonts w:ascii="Gentium" w:hAnsi="Gentium" w:cs="Gentium"/>
+        </w:rPr>
+        <w:lastRenderedPageBreak/>
+        <w:t xml:space="preserve">on the Sabbath. </w:t>
       </w:r>
       <w:r>
         <w:rPr>
@@ -8862,6 +9149,7 @@
       <w:pPr>
         <w:keepNext/>
         <w:widowControl w:val="0"/>
+        <w:spacing w:before="120"/>
         <w:jc w:val="center"/>
       </w:pPr>
       <w:r>
@@ -8872,7 +9160,6 @@
           <w:sz w:val="28"/>
           <w:szCs w:val="28"/>
         </w:rPr>
-        <w:lastRenderedPageBreak/>
         <w:t xml:space="preserve">Chapter </w:t>
       </w:r>
       <w:r>
@@ -8907,7 +9194,19 @@
         <w:rPr>
           <w:rFonts w:ascii="Gentium" w:hAnsi="Gentium" w:cs="Gentium"/>
         </w:rPr>
-        <w:t xml:space="preserve">No man shall send to the altar burnt offering or meat offering or frankincense or wood through the hand of a man (that is) unclean through any of the uncleannesses allowing him to defile the altar; for, it is written, “The sacrifice of the wicked is an abomination, but the prayer of the righteous is like an offering of delight.” </w:t>
+        <w:t xml:space="preserve">No man shall send to the altar burnt offering or meat offering or frankincense or wood through the hand of a man (that is) unclean through any of the </w:t>
+      </w:r>
+      <w:r>
+        <w:rPr>
+          <w:rFonts w:ascii="Gentium" w:hAnsi="Gentium" w:cs="Gentium"/>
+        </w:rPr>
+        <w:t>pollutions</w:t>
+      </w:r>
+      <w:r>
+        <w:rPr>
+          <w:rFonts w:ascii="Gentium" w:hAnsi="Gentium" w:cs="Gentium"/>
+        </w:rPr>
+        <w:t xml:space="preserve"> allowing him to defile the altar; for, it is written, “The sacrifice of the wicked is an abomination, but the prayer of the righteous is like an offering of delight.” </w:t>
       </w:r>
       <w:r>
         <w:rPr>
@@ -9009,6 +9308,67 @@
           <w:rFonts w:ascii="Gentium" w:hAnsi="Gentium" w:cs="Gentium"/>
         </w:rPr>
         <w:t>Any man who is ruled by the spirits of Belial and speaks rebellion shall be judged by the judgement of the necromancer and wizard.</w:t>
+      </w:r>
+      <w:r>
+        <w:rPr>
+          <w:rFonts w:ascii="Gentium" w:hAnsi="Gentium" w:cs="Gentium"/>
+        </w:rPr>
+        <w:t xml:space="preserve"> </w:t>
+      </w:r>
+      <w:r>
+        <w:rPr>
+          <w:rFonts w:ascii="Gentium" w:hAnsi="Gentium" w:cs="Gentium"/>
+          <w:b/>
+          <w:bCs/>
+          <w:color w:val="0070C0"/>
+          <w:vertAlign w:val="superscript"/>
+        </w:rPr>
+        <w:t>6</w:t>
+      </w:r>
+      <w:r>
+        <w:rPr>
+          <w:rFonts w:ascii="Gentium" w:hAnsi="Gentium" w:cs="Gentium"/>
+          <w:color w:val="0070C0"/>
+        </w:rPr>
+        <w:t> </w:t>
+      </w:r>
+      <w:r>
+        <w:rPr>
+          <w:rFonts w:ascii="Gentium" w:hAnsi="Gentium" w:cs="Gentium"/>
+        </w:rPr>
+        <w:t xml:space="preserve">And he whom he leads astray into profaning the Sabbath and the Feasts shall not be put to death; but it shall be the duty of the sons of man to watch him; </w:t>
+      </w:r>
+      <w:proofErr w:type="gramStart"/>
+      <w:r>
+        <w:rPr>
+          <w:rFonts w:ascii="Gentium" w:hAnsi="Gentium" w:cs="Gentium"/>
+        </w:rPr>
+        <w:t>and</w:t>
+      </w:r>
+      <w:r>
+        <w:rPr>
+          <w:rFonts w:ascii="Gentium" w:hAnsi="Gentium" w:cs="Gentium"/>
+        </w:rPr>
+        <w:t>,</w:t>
+      </w:r>
+      <w:proofErr w:type="gramEnd"/>
+      <w:r>
+        <w:rPr>
+          <w:rFonts w:ascii="Gentium" w:hAnsi="Gentium" w:cs="Gentium"/>
+        </w:rPr>
+        <w:t xml:space="preserve"> should he be healed of it, they shall watch him </w:t>
+      </w:r>
+      <w:r>
+        <w:rPr>
+          <w:rFonts w:ascii="Gentium" w:hAnsi="Gentium" w:cs="Gentium"/>
+        </w:rPr>
+        <w:t xml:space="preserve">for </w:t>
+      </w:r>
+      <w:r>
+        <w:rPr>
+          <w:rFonts w:ascii="Gentium" w:hAnsi="Gentium" w:cs="Gentium"/>
+        </w:rPr>
+        <w:t>seven years and then he shall come into the Congregation.</w:t>
       </w:r>
     </w:p>
     <w:p>
@@ -9415,13 +9775,91 @@
           <w:rFonts w:ascii="Gentium" w:hAnsi="Gentium" w:cs="Gentium"/>
           <w:color w:val="0070C0"/>
         </w:rPr>
+        <w:t> </w:t>
+      </w:r>
+      <w:r>
+        <w:rPr>
+          <w:rFonts w:ascii="Gentium" w:hAnsi="Gentium" w:cs="Gentium"/>
+        </w:rPr>
+        <w:t>And according to this law shall walk the seed of Israel, and they shall not be cursed.</w:t>
+      </w:r>
+    </w:p>
+    <w:p>
+      <w:pPr>
+        <w:jc w:val="both"/>
+        <w:rPr>
+          <w:rFonts w:ascii="Gentium" w:hAnsi="Gentium" w:cs="Gentium"/>
+        </w:rPr>
+      </w:pPr>
+      <w:r>
+        <w:rPr>
+          <w:rFonts w:ascii="Gentium" w:hAnsi="Gentium" w:cs="Gentium"/>
+          <w:b/>
+          <w:bCs/>
+          <w:color w:val="0070C0"/>
+          <w:vertAlign w:val="superscript"/>
+        </w:rPr>
+        <w:lastRenderedPageBreak/>
+        <w:t>4</w:t>
+      </w:r>
+      <w:r>
+        <w:rPr>
+          <w:rFonts w:ascii="Gentium" w:hAnsi="Gentium" w:cs="Gentium"/>
+          <w:color w:val="0070C0"/>
+        </w:rPr>
         <w:t xml:space="preserve"> </w:t>
       </w:r>
       <w:r>
         <w:rPr>
           <w:rFonts w:ascii="Gentium" w:hAnsi="Gentium" w:cs="Gentium"/>
         </w:rPr>
-        <w:t>And according to this law shall walk the seed of Israel, and they shall not be cursed.</w:t>
+        <w:t xml:space="preserve">And this is the regulation of the dwellers &lt;according to which they should&gt; act during the period of the wickedness until there arises the Messiah &lt;from&gt; Aaron and Israel, up to ten men at least, to thousands and hundreds and fifties and tens. </w:t>
+      </w:r>
+      <w:r>
+        <w:rPr>
+          <w:rFonts w:ascii="Gentium" w:hAnsi="Gentium" w:cs="Gentium"/>
+          <w:b/>
+          <w:bCs/>
+          <w:color w:val="0070C0"/>
+          <w:vertAlign w:val="superscript"/>
+        </w:rPr>
+        <w:t>5</w:t>
+      </w:r>
+      <w:r>
+        <w:rPr>
+          <w:rFonts w:ascii="Gentium" w:hAnsi="Gentium" w:cs="Gentium"/>
+          <w:color w:val="0070C0"/>
+        </w:rPr>
+        <w:t xml:space="preserve"> </w:t>
+      </w:r>
+      <w:r>
+        <w:rPr>
+          <w:rFonts w:ascii="Gentium" w:hAnsi="Gentium" w:cs="Gentium"/>
+        </w:rPr>
+        <w:t xml:space="preserve">And, when there arise ten, the man who is a priest learned in the Book of †the Hagu† shall not depart. According to his word shall they all be ruled. </w:t>
+      </w:r>
+      <w:r>
+        <w:rPr>
+          <w:rFonts w:ascii="Gentium" w:hAnsi="Gentium" w:cs="Gentium"/>
+          <w:b/>
+          <w:bCs/>
+          <w:color w:val="0070C0"/>
+          <w:vertAlign w:val="superscript"/>
+        </w:rPr>
+        <w:t>6</w:t>
+      </w:r>
+      <w:r>
+        <w:rPr>
+          <w:rFonts w:ascii="Gentium" w:hAnsi="Gentium" w:cs="Gentium"/>
+          <w:color w:val="0070C0"/>
+        </w:rPr>
+        <w:t> </w:t>
+      </w:r>
+      <w:r>
+        <w:rPr>
+          <w:rFonts w:ascii="Gentium" w:hAnsi="Gentium" w:cs="Gentium"/>
+        </w:rPr>
+        <w:t>And, if he is not expert in all these, but a man of the Levites is expert in these, the lot shall be that all those that enter the camp shall go out and come in according to his word.</w:t>
       </w:r>
     </w:p>
     <w:p>
@@ -9440,83 +9878,6 @@
           <w:color w:val="0070C0"/>
           <w:vertAlign w:val="superscript"/>
         </w:rPr>
-        <w:t>4</w:t>
-      </w:r>
-      <w:r>
-        <w:rPr>
-          <w:rFonts w:ascii="Gentium" w:hAnsi="Gentium" w:cs="Gentium"/>
-          <w:color w:val="0070C0"/>
-        </w:rPr>
-        <w:t xml:space="preserve"> </w:t>
-      </w:r>
-      <w:r>
-        <w:rPr>
-          <w:rFonts w:ascii="Gentium" w:hAnsi="Gentium" w:cs="Gentium"/>
-        </w:rPr>
-        <w:t xml:space="preserve">And this is the regulation of the dwellers &lt;according to which they should&gt; act during the period of the wickedness until there arises the Messiah &lt;from&gt; Aaron and Israel, up to ten men at least, to thousands and hundreds and fifties and tens. </w:t>
-      </w:r>
-      <w:r>
-        <w:rPr>
-          <w:rFonts w:ascii="Gentium" w:hAnsi="Gentium" w:cs="Gentium"/>
-          <w:b/>
-          <w:bCs/>
-          <w:color w:val="0070C0"/>
-          <w:vertAlign w:val="superscript"/>
-        </w:rPr>
-        <w:t>5</w:t>
-      </w:r>
-      <w:r>
-        <w:rPr>
-          <w:rFonts w:ascii="Gentium" w:hAnsi="Gentium" w:cs="Gentium"/>
-          <w:color w:val="0070C0"/>
-        </w:rPr>
-        <w:t xml:space="preserve"> </w:t>
-      </w:r>
-      <w:r>
-        <w:rPr>
-          <w:rFonts w:ascii="Gentium" w:hAnsi="Gentium" w:cs="Gentium"/>
-        </w:rPr>
-        <w:t xml:space="preserve">And, when there arise ten, the man who is a priest learned in the Book of †the Hagu† shall not depart. According to his word shall they all be ruled. </w:t>
-      </w:r>
-      <w:r>
-        <w:rPr>
-          <w:rFonts w:ascii="Gentium" w:hAnsi="Gentium" w:cs="Gentium"/>
-          <w:b/>
-          <w:bCs/>
-          <w:color w:val="0070C0"/>
-          <w:vertAlign w:val="superscript"/>
-        </w:rPr>
-        <w:t>6</w:t>
-      </w:r>
-      <w:r>
-        <w:rPr>
-          <w:rFonts w:ascii="Gentium" w:hAnsi="Gentium" w:cs="Gentium"/>
-          <w:color w:val="0070C0"/>
-        </w:rPr>
-        <w:t> </w:t>
-      </w:r>
-      <w:r>
-        <w:rPr>
-          <w:rFonts w:ascii="Gentium" w:hAnsi="Gentium" w:cs="Gentium"/>
-        </w:rPr>
-        <w:t>And, if he is not expert in all these, but a man of the Levites is expert in these, the lot shall be that all those that enter the camp shall go out and come in according to his word.</w:t>
-      </w:r>
-    </w:p>
-    <w:p>
-      <w:pPr>
-        <w:spacing w:before="60"/>
-        <w:rPr>
-          <w:rFonts w:ascii="Gentium" w:hAnsi="Gentium" w:cs="Gentium"/>
-        </w:rPr>
-      </w:pPr>
-      <w:r>
-        <w:rPr>
-          <w:rFonts w:ascii="Gentium" w:hAnsi="Gentium" w:cs="Gentium"/>
-          <w:b/>
-          <w:bCs/>
-          <w:color w:val="0070C0"/>
-          <w:vertAlign w:val="superscript"/>
-        </w:rPr>
         <w:t>7</w:t>
       </w:r>
       <w:r>
@@ -9553,7 +9914,19 @@
         <w:rPr>
           <w:rFonts w:ascii="Gentium" w:hAnsi="Gentium" w:cs="Gentium"/>
         </w:rPr>
-        <w:t>And, (even) if he is lacking in understanding, he shall shut him up; for unto them (i.e. the priests) is the judgement.</w:t>
+        <w:t>And, (even) if he is lacking in understanding, he shall shut him up; for</w:t>
+      </w:r>
+      <w:r>
+        <w:rPr>
+          <w:rFonts w:ascii="Gentium" w:hAnsi="Gentium" w:cs="Gentium"/>
+        </w:rPr>
+        <w:t>,</w:t>
+      </w:r>
+      <w:r>
+        <w:rPr>
+          <w:rFonts w:ascii="Gentium" w:hAnsi="Gentium" w:cs="Gentium"/>
+        </w:rPr>
+        <w:t xml:space="preserve"> to them (i.e. the priests) is the judgement.</w:t>
       </w:r>
     </w:p>
     <w:p>
@@ -9572,7 +9945,6 @@
       <w:pPr>
         <w:keepNext/>
         <w:widowControl w:val="0"/>
-        <w:spacing w:before="120"/>
         <w:jc w:val="center"/>
       </w:pPr>
       <w:r>
@@ -9583,7 +9955,6 @@
           <w:sz w:val="28"/>
           <w:szCs w:val="28"/>
         </w:rPr>
-        <w:lastRenderedPageBreak/>
         <w:t xml:space="preserve">Chapter </w:t>
       </w:r>
       <w:r>
@@ -9598,7 +9969,7 @@
     </w:p>
     <w:p>
       <w:pPr>
-        <w:spacing w:before="120"/>
+        <w:spacing w:before="60"/>
         <w:jc w:val="both"/>
         <w:rPr>
           <w:rFonts w:ascii="Gentium" w:hAnsi="Gentium" w:cs="Gentium"/>
@@ -9957,7 +10328,7 @@
     </w:p>
     <w:p>
       <w:pPr>
-        <w:spacing w:before="120"/>
+        <w:spacing w:before="60"/>
         <w:jc w:val="both"/>
         <w:rPr>
           <w:rFonts w:ascii="Gentium" w:hAnsi="Gentium" w:cs="Gentium"/>
@@ -10074,7 +10445,7 @@
     </w:p>
     <w:p>
       <w:pPr>
-        <w:spacing w:before="120"/>
+        <w:spacing w:before="60"/>
         <w:jc w:val="both"/>
         <w:rPr>
           <w:rFonts w:ascii="Gentium" w:hAnsi="Gentium" w:cs="Gentium"/>
@@ -10177,6 +10548,7 @@
           <w:sz w:val="28"/>
           <w:szCs w:val="28"/>
         </w:rPr>
+        <w:lastRenderedPageBreak/>
         <w:t xml:space="preserve">Chapter </w:t>
       </w:r>
       <w:r>
@@ -10349,14 +10721,7 @@
         <w:rPr>
           <w:rFonts w:ascii="Gentium" w:hAnsi="Gentium" w:cs="Gentium"/>
         </w:rPr>
-        <w:t xml:space="preserve">And this is the explanation of </w:t>
-      </w:r>
-      <w:r>
-        <w:rPr>
-          <w:rFonts w:ascii="Gentium" w:hAnsi="Gentium" w:cs="Gentium"/>
-        </w:rPr>
-        <w:lastRenderedPageBreak/>
-        <w:t xml:space="preserve">the judgements which … &lt;The Messiah from&gt; </w:t>
+        <w:t xml:space="preserve">And this is the explanation of the judgements which … &lt;The Messiah from&gt; </w:t>
       </w:r>
       <w:r>
         <w:rPr>
@@ -10473,346 +10838,365 @@
         <w:jc w:val="both"/>
         <w:rPr>
           <w:rFonts w:ascii="Gentium" w:hAnsi="Gentium" w:cs="Gentium"/>
-        </w:rPr>
-      </w:pPr>
-      <w:r>
-        <w:rPr>
-          <w:rFonts w:ascii="Gentium" w:hAnsi="Gentium" w:cs="Gentium"/>
-          <w:b/>
-          <w:bCs/>
-          <w:color w:val="0070C0"/>
-          <w:vertAlign w:val="superscript"/>
-        </w:rPr>
-        <w:t>1 </w:t>
-      </w:r>
-      <w:r>
-        <w:rPr>
-          <w:rFonts w:ascii="Gentium" w:hAnsi="Gentium" w:cs="Gentium"/>
-        </w:rPr>
-        <w:t xml:space="preserve">&lt;Shall not swe&gt;ar either by Aleph Lamed or by Aleph Daleth, but by the oath &lt;written&gt; in the curses of the covenant. </w:t>
-      </w:r>
-      <w:r>
-        <w:rPr>
-          <w:rFonts w:ascii="Gentium" w:hAnsi="Gentium" w:cs="Gentium"/>
-          <w:b/>
-          <w:bCs/>
-          <w:color w:val="0070C0"/>
-          <w:vertAlign w:val="superscript"/>
-        </w:rPr>
-        <w:t>2</w:t>
-      </w:r>
-      <w:r>
-        <w:rPr>
-          <w:rFonts w:ascii="Gentium" w:hAnsi="Gentium" w:cs="Gentium"/>
-          <w:color w:val="0070C0"/>
-        </w:rPr>
-        <w:t> </w:t>
-      </w:r>
-      <w:r>
-        <w:rPr>
-          <w:rFonts w:ascii="Gentium" w:hAnsi="Gentium" w:cs="Gentium"/>
-        </w:rPr>
-        <w:t xml:space="preserve">But the Law of Moses he shall not mention; for, … </w:t>
-      </w:r>
-      <w:r>
-        <w:rPr>
-          <w:rFonts w:ascii="Gentium" w:hAnsi="Gentium" w:cs="Gentium"/>
-          <w:b/>
-          <w:bCs/>
-          <w:color w:val="0070C0"/>
-          <w:vertAlign w:val="superscript"/>
-        </w:rPr>
-        <w:t>3</w:t>
-      </w:r>
-      <w:r>
-        <w:rPr>
-          <w:rFonts w:ascii="Gentium" w:hAnsi="Gentium" w:cs="Gentium"/>
-          <w:color w:val="0070C0"/>
-        </w:rPr>
-        <w:t> </w:t>
-      </w:r>
-      <w:r>
-        <w:rPr>
-          <w:rFonts w:ascii="Gentium" w:hAnsi="Gentium" w:cs="Gentium"/>
-        </w:rPr>
-        <w:t xml:space="preserve">And if he swears and transgresses, he profanes the Name. </w:t>
-      </w:r>
-      <w:r>
-        <w:rPr>
-          <w:rFonts w:ascii="Gentium" w:hAnsi="Gentium" w:cs="Gentium"/>
-          <w:b/>
-          <w:bCs/>
-          <w:color w:val="0070C0"/>
-          <w:vertAlign w:val="superscript"/>
-        </w:rPr>
-        <w:t>4</w:t>
-      </w:r>
-      <w:r>
-        <w:rPr>
-          <w:rFonts w:ascii="Gentium" w:hAnsi="Gentium" w:cs="Gentium"/>
-          <w:color w:val="0070C0"/>
-        </w:rPr>
-        <w:t> </w:t>
-      </w:r>
-      <w:r>
-        <w:rPr>
-          <w:rFonts w:ascii="Gentium" w:hAnsi="Gentium" w:cs="Gentium"/>
-        </w:rPr>
-        <w:t xml:space="preserve">And if by the curses of the covenant … the Judges. </w:t>
-      </w:r>
-      <w:r>
-        <w:rPr>
-          <w:rFonts w:ascii="Gentium" w:hAnsi="Gentium" w:cs="Gentium"/>
-          <w:b/>
-          <w:bCs/>
-          <w:color w:val="0070C0"/>
-          <w:vertAlign w:val="superscript"/>
-        </w:rPr>
-        <w:t>5</w:t>
-      </w:r>
-      <w:r>
-        <w:rPr>
-          <w:rFonts w:ascii="Gentium" w:hAnsi="Gentium" w:cs="Gentium"/>
-          <w:color w:val="0070C0"/>
-        </w:rPr>
-        <w:t> </w:t>
-      </w:r>
-      <w:r>
-        <w:rPr>
-          <w:rFonts w:ascii="Gentium" w:hAnsi="Gentium" w:cs="Gentium"/>
-        </w:rPr>
-        <w:t>And, if he transgresses, he shall be held guilty; but</w:t>
-      </w:r>
-      <w:r>
-        <w:rPr>
-          <w:rFonts w:ascii="Gentium" w:hAnsi="Gentium" w:cs="Gentium"/>
-        </w:rPr>
-        <w:t>,</w:t>
-      </w:r>
-      <w:r>
-        <w:rPr>
-          <w:rFonts w:ascii="Gentium" w:hAnsi="Gentium" w:cs="Gentium"/>
-        </w:rPr>
-        <w:t xml:space="preserve"> if he confess</w:t>
-      </w:r>
-      <w:r>
-        <w:rPr>
-          <w:rFonts w:ascii="Gentium" w:hAnsi="Gentium" w:cs="Gentium"/>
-        </w:rPr>
-        <w:t>es</w:t>
-      </w:r>
-      <w:r>
-        <w:rPr>
-          <w:rFonts w:ascii="Gentium" w:hAnsi="Gentium" w:cs="Gentium"/>
-        </w:rPr>
-        <w:t xml:space="preserve"> and make</w:t>
-      </w:r>
-      <w:r>
-        <w:rPr>
-          <w:rFonts w:ascii="Gentium" w:hAnsi="Gentium" w:cs="Gentium"/>
-        </w:rPr>
-        <w:t>s</w:t>
-      </w:r>
-      <w:r>
-        <w:rPr>
-          <w:rFonts w:ascii="Gentium" w:hAnsi="Gentium" w:cs="Gentium"/>
-        </w:rPr>
-        <w:t xml:space="preserve"> restitution</w:t>
-      </w:r>
-      <w:r>
-        <w:rPr>
-          <w:rFonts w:ascii="Gentium" w:hAnsi="Gentium" w:cs="Gentium"/>
-        </w:rPr>
-        <w:t>,</w:t>
-      </w:r>
-      <w:r>
-        <w:rPr>
-          <w:rFonts w:ascii="Gentium" w:hAnsi="Gentium" w:cs="Gentium"/>
-        </w:rPr>
-        <w:t xml:space="preserve"> he shall not bear &lt;the penalty&gt; of death. </w:t>
-      </w:r>
-      <w:r>
-        <w:rPr>
-          <w:rFonts w:ascii="Gentium" w:hAnsi="Gentium" w:cs="Gentium"/>
-          <w:b/>
-          <w:bCs/>
-          <w:color w:val="0070C0"/>
-          <w:vertAlign w:val="superscript"/>
-        </w:rPr>
-        <w:t>6</w:t>
-      </w:r>
-      <w:r>
-        <w:rPr>
-          <w:rFonts w:ascii="Gentium" w:hAnsi="Gentium" w:cs="Gentium"/>
-          <w:color w:val="0070C0"/>
-        </w:rPr>
-        <w:t> </w:t>
-      </w:r>
-      <w:r>
-        <w:rPr>
-          <w:rFonts w:ascii="Gentium" w:hAnsi="Gentium" w:cs="Gentium"/>
-        </w:rPr>
-        <w:t xml:space="preserve">And whoever in all Israel shall enter into the covenant by a statute for ever, together with their children who are &lt;not of an age&gt; to pass over into the number of those who are enrolled by the oath of the covenant, shall confirm it on their behalf. </w:t>
-      </w:r>
-      <w:r>
-        <w:rPr>
-          <w:rFonts w:ascii="Gentium" w:hAnsi="Gentium" w:cs="Gentium"/>
-          <w:b/>
-          <w:bCs/>
-          <w:color w:val="0070C0"/>
-          <w:vertAlign w:val="superscript"/>
-        </w:rPr>
-        <w:t>7</w:t>
-      </w:r>
-      <w:r>
-        <w:rPr>
-          <w:rFonts w:ascii="Gentium" w:hAnsi="Gentium" w:cs="Gentium"/>
-          <w:color w:val="0070C0"/>
-        </w:rPr>
-        <w:t> </w:t>
-      </w:r>
-      <w:r>
-        <w:rPr>
-          <w:rFonts w:ascii="Gentium" w:hAnsi="Gentium" w:cs="Gentium"/>
-        </w:rPr>
-        <w:t xml:space="preserve">And this is also the law throughout the entire period of the wickedness for everyone who returns from his corrupt way. </w:t>
-      </w:r>
-      <w:r>
-        <w:rPr>
-          <w:rFonts w:ascii="Gentium" w:hAnsi="Gentium" w:cs="Gentium"/>
-          <w:b/>
-          <w:bCs/>
-          <w:color w:val="0070C0"/>
-          <w:vertAlign w:val="superscript"/>
-        </w:rPr>
-        <w:t>8</w:t>
-      </w:r>
-      <w:r>
-        <w:rPr>
-          <w:rFonts w:ascii="Gentium" w:hAnsi="Gentium" w:cs="Gentium"/>
-          <w:color w:val="0070C0"/>
-        </w:rPr>
-        <w:t> </w:t>
-      </w:r>
-      <w:r>
-        <w:rPr>
-          <w:rFonts w:ascii="Gentium" w:hAnsi="Gentium" w:cs="Gentium"/>
-        </w:rPr>
-        <w:t xml:space="preserve">On the day when he speaks with the Censor of the many, they shall enrol him by the oath of the covenant that Moses established with Israel – the covenant to re&lt;turn to the Law of M&gt;oses … with all (his) heart … &lt;and with all his&gt; soul; </w:t>
-      </w:r>
-      <w:r>
-        <w:rPr>
-          <w:rFonts w:ascii="Gentium" w:hAnsi="Gentium" w:cs="Gentium"/>
-          <w:b/>
-          <w:bCs/>
-          <w:color w:val="0070C0"/>
-          <w:vertAlign w:val="superscript"/>
-        </w:rPr>
-        <w:t>9</w:t>
-      </w:r>
-      <w:r>
-        <w:rPr>
-          <w:rFonts w:ascii="Gentium" w:hAnsi="Gentium" w:cs="Gentium"/>
-          <w:color w:val="0070C0"/>
-        </w:rPr>
-        <w:t> </w:t>
-      </w:r>
-      <w:r>
-        <w:rPr>
-          <w:rFonts w:ascii="Gentium" w:hAnsi="Gentium" w:cs="Gentium"/>
-        </w:rPr>
-        <w:t xml:space="preserve">as regards that which there is found to be done &lt;by them&gt; … </w:t>
-      </w:r>
-      <w:r>
-        <w:rPr>
-          <w:rFonts w:ascii="Gentium" w:hAnsi="Gentium" w:cs="Gentium"/>
-          <w:b/>
-          <w:bCs/>
-          <w:color w:val="0070C0"/>
-          <w:vertAlign w:val="superscript"/>
-        </w:rPr>
-        <w:t>10</w:t>
-      </w:r>
-      <w:r>
-        <w:rPr>
-          <w:rFonts w:ascii="Gentium" w:hAnsi="Gentium" w:cs="Gentium"/>
-          <w:color w:val="0070C0"/>
-        </w:rPr>
-        <w:t> </w:t>
-      </w:r>
-      <w:r>
-        <w:rPr>
-          <w:rFonts w:ascii="Gentium" w:hAnsi="Gentium" w:cs="Gentium"/>
-        </w:rPr>
-        <w:t xml:space="preserve">And no man shall make known to him the laws until he stands before the Censor &lt;who&gt; shall </w:t>
-      </w:r>
-      <w:r>
-        <w:rPr>
-          <w:rFonts w:ascii="Gentium" w:hAnsi="Gentium" w:cs="Gentium"/>
-          <w:b/>
-          <w:bCs/>
-        </w:rPr>
-        <w:t>search out</w:t>
-      </w:r>
-      <w:r>
-        <w:rPr>
-          <w:rFonts w:ascii="Gentium" w:hAnsi="Gentium" w:cs="Gentium"/>
-        </w:rPr>
-        <w:t xml:space="preserve"> concerning him when he examines him. </w:t>
-      </w:r>
-      <w:r>
-        <w:rPr>
-          <w:rFonts w:ascii="Gentium" w:hAnsi="Gentium" w:cs="Gentium"/>
-          <w:b/>
-          <w:bCs/>
-          <w:color w:val="0070C0"/>
-          <w:vertAlign w:val="superscript"/>
-        </w:rPr>
-        <w:t>11</w:t>
-      </w:r>
-      <w:r>
-        <w:rPr>
-          <w:rFonts w:ascii="Gentium" w:hAnsi="Gentium" w:cs="Gentium"/>
-          <w:color w:val="0070C0"/>
-        </w:rPr>
-        <w:t> </w:t>
-      </w:r>
-      <w:r>
-        <w:rPr>
-          <w:rFonts w:ascii="Gentium" w:hAnsi="Gentium" w:cs="Gentium"/>
-        </w:rPr>
-        <w:t xml:space="preserve">And, when he imposes it on him, to return to the Law of Moses with all his heart and all his soul … of him if … </w:t>
-      </w:r>
-      <w:r>
-        <w:rPr>
-          <w:rFonts w:ascii="Gentium" w:hAnsi="Gentium" w:cs="Gentium"/>
-          <w:b/>
-          <w:bCs/>
-          <w:color w:val="0070C0"/>
-          <w:vertAlign w:val="superscript"/>
-        </w:rPr>
-        <w:t>12</w:t>
-      </w:r>
-      <w:r>
-        <w:rPr>
-          <w:rFonts w:ascii="Gentium" w:hAnsi="Gentium" w:cs="Gentium"/>
-          <w:color w:val="0070C0"/>
-        </w:rPr>
-        <w:t> </w:t>
-      </w:r>
-      <w:r>
-        <w:rPr>
-          <w:rFonts w:ascii="Gentium" w:hAnsi="Gentium" w:cs="Gentium"/>
-        </w:rPr>
-        <w:t xml:space="preserve">And everything that was revealed of the Law with regard to a suit … in him … the Censor him and shall command him … until … killed him … and the madman and all </w:t>
-      </w:r>
-      <w:r>
-        <w:rPr>
-          <w:rFonts w:ascii="Gentium" w:hAnsi="Gentium" w:cs="Gentium"/>
           <w:i/>
           <w:iCs/>
         </w:rPr>
-        <w:t>… [loss of five lines]</w:t>
+      </w:pPr>
+      <w:r>
+        <w:rPr>
+          <w:rFonts w:ascii="Gentium" w:hAnsi="Gentium" w:cs="Gentium"/>
+          <w:b/>
+          <w:bCs/>
+          <w:color w:val="0070C0"/>
+          <w:vertAlign w:val="superscript"/>
+        </w:rPr>
+        <w:t>1 </w:t>
+      </w:r>
+      <w:r>
+        <w:rPr>
+          <w:rFonts w:ascii="Gentium" w:hAnsi="Gentium" w:cs="Gentium"/>
+        </w:rPr>
+        <w:t xml:space="preserve">&lt;Shall not swe&gt;ar either by Aleph Lamed or by Aleph Daleth, but by the oath &lt;written&gt; in the curses of the covenant. </w:t>
+      </w:r>
+      <w:r>
+        <w:rPr>
+          <w:rFonts w:ascii="Gentium" w:hAnsi="Gentium" w:cs="Gentium"/>
+          <w:b/>
+          <w:bCs/>
+          <w:color w:val="0070C0"/>
+          <w:vertAlign w:val="superscript"/>
+        </w:rPr>
+        <w:t>2</w:t>
+      </w:r>
+      <w:r>
+        <w:rPr>
+          <w:rFonts w:ascii="Gentium" w:hAnsi="Gentium" w:cs="Gentium"/>
+          <w:color w:val="0070C0"/>
+        </w:rPr>
+        <w:t> </w:t>
+      </w:r>
+      <w:r>
+        <w:rPr>
+          <w:rFonts w:ascii="Gentium" w:hAnsi="Gentium" w:cs="Gentium"/>
+        </w:rPr>
+        <w:t xml:space="preserve">But the Law of Moses he shall not mention; for, … </w:t>
+      </w:r>
+      <w:r>
+        <w:rPr>
+          <w:rFonts w:ascii="Gentium" w:hAnsi="Gentium" w:cs="Gentium"/>
+          <w:b/>
+          <w:bCs/>
+          <w:color w:val="0070C0"/>
+          <w:vertAlign w:val="superscript"/>
+        </w:rPr>
+        <w:t>3</w:t>
+      </w:r>
+      <w:r>
+        <w:rPr>
+          <w:rFonts w:ascii="Gentium" w:hAnsi="Gentium" w:cs="Gentium"/>
+          <w:color w:val="0070C0"/>
+        </w:rPr>
+        <w:t> </w:t>
+      </w:r>
+      <w:r>
+        <w:rPr>
+          <w:rFonts w:ascii="Gentium" w:hAnsi="Gentium" w:cs="Gentium"/>
+        </w:rPr>
+        <w:t xml:space="preserve">And if he swears and transgresses, he profanes the Name. </w:t>
+      </w:r>
+      <w:r>
+        <w:rPr>
+          <w:rFonts w:ascii="Gentium" w:hAnsi="Gentium" w:cs="Gentium"/>
+          <w:b/>
+          <w:bCs/>
+          <w:color w:val="0070C0"/>
+          <w:vertAlign w:val="superscript"/>
+        </w:rPr>
+        <w:t>4</w:t>
+      </w:r>
+      <w:r>
+        <w:rPr>
+          <w:rFonts w:ascii="Gentium" w:hAnsi="Gentium" w:cs="Gentium"/>
+          <w:color w:val="0070C0"/>
+        </w:rPr>
+        <w:t> </w:t>
+      </w:r>
+      <w:r>
+        <w:rPr>
+          <w:rFonts w:ascii="Gentium" w:hAnsi="Gentium" w:cs="Gentium"/>
+        </w:rPr>
+        <w:t xml:space="preserve">And if by the curses of the covenant … the Judges. </w:t>
+      </w:r>
+      <w:r>
+        <w:rPr>
+          <w:rFonts w:ascii="Gentium" w:hAnsi="Gentium" w:cs="Gentium"/>
+          <w:b/>
+          <w:bCs/>
+          <w:color w:val="0070C0"/>
+          <w:vertAlign w:val="superscript"/>
+        </w:rPr>
+        <w:t>5</w:t>
+      </w:r>
+      <w:r>
+        <w:rPr>
+          <w:rFonts w:ascii="Gentium" w:hAnsi="Gentium" w:cs="Gentium"/>
+          <w:color w:val="0070C0"/>
+        </w:rPr>
+        <w:t> </w:t>
+      </w:r>
+      <w:r>
+        <w:rPr>
+          <w:rFonts w:ascii="Gentium" w:hAnsi="Gentium" w:cs="Gentium"/>
+        </w:rPr>
+        <w:t>And, if he transgresses, he shall be held guilty; but</w:t>
+      </w:r>
+      <w:r>
+        <w:rPr>
+          <w:rFonts w:ascii="Gentium" w:hAnsi="Gentium" w:cs="Gentium"/>
+        </w:rPr>
+        <w:t>,</w:t>
+      </w:r>
+      <w:r>
+        <w:rPr>
+          <w:rFonts w:ascii="Gentium" w:hAnsi="Gentium" w:cs="Gentium"/>
+        </w:rPr>
+        <w:t xml:space="preserve"> if he confess</w:t>
+      </w:r>
+      <w:r>
+        <w:rPr>
+          <w:rFonts w:ascii="Gentium" w:hAnsi="Gentium" w:cs="Gentium"/>
+        </w:rPr>
+        <w:t>es</w:t>
+      </w:r>
+      <w:r>
+        <w:rPr>
+          <w:rFonts w:ascii="Gentium" w:hAnsi="Gentium" w:cs="Gentium"/>
+        </w:rPr>
+        <w:t xml:space="preserve"> and make</w:t>
+      </w:r>
+      <w:r>
+        <w:rPr>
+          <w:rFonts w:ascii="Gentium" w:hAnsi="Gentium" w:cs="Gentium"/>
+        </w:rPr>
+        <w:t>s</w:t>
+      </w:r>
+      <w:r>
+        <w:rPr>
+          <w:rFonts w:ascii="Gentium" w:hAnsi="Gentium" w:cs="Gentium"/>
+        </w:rPr>
+        <w:t xml:space="preserve"> restitution</w:t>
+      </w:r>
+      <w:r>
+        <w:rPr>
+          <w:rFonts w:ascii="Gentium" w:hAnsi="Gentium" w:cs="Gentium"/>
+        </w:rPr>
+        <w:t>,</w:t>
+      </w:r>
+      <w:r>
+        <w:rPr>
+          <w:rFonts w:ascii="Gentium" w:hAnsi="Gentium" w:cs="Gentium"/>
+        </w:rPr>
+        <w:t xml:space="preserve"> he shall not bear &lt;the penalty&gt; of death. </w:t>
+      </w:r>
+      <w:r>
+        <w:rPr>
+          <w:rFonts w:ascii="Gentium" w:hAnsi="Gentium" w:cs="Gentium"/>
+          <w:b/>
+          <w:bCs/>
+          <w:color w:val="0070C0"/>
+          <w:vertAlign w:val="superscript"/>
+        </w:rPr>
+        <w:t>6</w:t>
+      </w:r>
+      <w:r>
+        <w:rPr>
+          <w:rFonts w:ascii="Gentium" w:hAnsi="Gentium" w:cs="Gentium"/>
+          <w:color w:val="0070C0"/>
+        </w:rPr>
+        <w:t> </w:t>
+      </w:r>
+      <w:r>
+        <w:rPr>
+          <w:rFonts w:ascii="Gentium" w:hAnsi="Gentium" w:cs="Gentium"/>
+        </w:rPr>
+        <w:t xml:space="preserve">And whoever in all Israel shall enter into the covenant by a statute for ever, together with their children who are &lt;not of an age&gt; to pass over into the number of those who are enrolled by the oath of the covenant, shall confirm it on their behalf. </w:t>
+      </w:r>
+      <w:r>
+        <w:rPr>
+          <w:rFonts w:ascii="Gentium" w:hAnsi="Gentium" w:cs="Gentium"/>
+          <w:b/>
+          <w:bCs/>
+          <w:color w:val="0070C0"/>
+          <w:vertAlign w:val="superscript"/>
+        </w:rPr>
+        <w:t>7</w:t>
+      </w:r>
+      <w:r>
+        <w:rPr>
+          <w:rFonts w:ascii="Gentium" w:hAnsi="Gentium" w:cs="Gentium"/>
+          <w:color w:val="0070C0"/>
+        </w:rPr>
+        <w:t> </w:t>
+      </w:r>
+      <w:r>
+        <w:rPr>
+          <w:rFonts w:ascii="Gentium" w:hAnsi="Gentium" w:cs="Gentium"/>
+        </w:rPr>
+        <w:t xml:space="preserve">And this is also the law throughout the entire period of the wickedness for everyone who returns from his corrupt way. </w:t>
+      </w:r>
+      <w:r>
+        <w:rPr>
+          <w:rFonts w:ascii="Gentium" w:hAnsi="Gentium" w:cs="Gentium"/>
+          <w:b/>
+          <w:bCs/>
+          <w:color w:val="0070C0"/>
+          <w:vertAlign w:val="superscript"/>
+        </w:rPr>
+        <w:t>8</w:t>
+      </w:r>
+      <w:r>
+        <w:rPr>
+          <w:rFonts w:ascii="Gentium" w:hAnsi="Gentium" w:cs="Gentium"/>
+          <w:color w:val="0070C0"/>
+        </w:rPr>
+        <w:t> </w:t>
+      </w:r>
+      <w:r>
+        <w:rPr>
+          <w:rFonts w:ascii="Gentium" w:hAnsi="Gentium" w:cs="Gentium"/>
+        </w:rPr>
+        <w:t xml:space="preserve">On the day when he speaks with the Censor of the many, they shall enrol him by the oath of the covenant that Moses established with Israel – the covenant to re&lt;turn to the Law of M&gt;oses … with all (his) heart … &lt;and with all his&gt; soul; </w:t>
+      </w:r>
+      <w:r>
+        <w:rPr>
+          <w:rFonts w:ascii="Gentium" w:hAnsi="Gentium" w:cs="Gentium"/>
+          <w:b/>
+          <w:bCs/>
+          <w:color w:val="0070C0"/>
+          <w:vertAlign w:val="superscript"/>
+        </w:rPr>
+        <w:t>9</w:t>
+      </w:r>
+      <w:r>
+        <w:rPr>
+          <w:rFonts w:ascii="Gentium" w:hAnsi="Gentium" w:cs="Gentium"/>
+          <w:color w:val="0070C0"/>
+        </w:rPr>
+        <w:t> </w:t>
+      </w:r>
+      <w:r>
+        <w:rPr>
+          <w:rFonts w:ascii="Gentium" w:hAnsi="Gentium" w:cs="Gentium"/>
+        </w:rPr>
+        <w:t xml:space="preserve">as regards that which there is found to be done &lt;by them&gt; … </w:t>
+      </w:r>
+      <w:r>
+        <w:rPr>
+          <w:rFonts w:ascii="Gentium" w:hAnsi="Gentium" w:cs="Gentium"/>
+          <w:b/>
+          <w:bCs/>
+          <w:color w:val="0070C0"/>
+          <w:vertAlign w:val="superscript"/>
+        </w:rPr>
+        <w:t>10</w:t>
+      </w:r>
+      <w:r>
+        <w:rPr>
+          <w:rFonts w:ascii="Gentium" w:hAnsi="Gentium" w:cs="Gentium"/>
+          <w:color w:val="0070C0"/>
+        </w:rPr>
+        <w:t> </w:t>
+      </w:r>
+      <w:r>
+        <w:rPr>
+          <w:rFonts w:ascii="Gentium" w:hAnsi="Gentium" w:cs="Gentium"/>
+        </w:rPr>
+        <w:t xml:space="preserve">And no man shall make known to him the laws until he stands before the Censor &lt;who&gt; shall </w:t>
+      </w:r>
+      <w:r>
+        <w:rPr>
+          <w:rFonts w:ascii="Gentium" w:hAnsi="Gentium" w:cs="Gentium"/>
+          <w:b/>
+          <w:bCs/>
+        </w:rPr>
+        <w:t>search out</w:t>
+      </w:r>
+      <w:r>
+        <w:rPr>
+          <w:rFonts w:ascii="Gentium" w:hAnsi="Gentium" w:cs="Gentium"/>
+        </w:rPr>
+        <w:t xml:space="preserve"> concerning him when he examines him. </w:t>
+      </w:r>
+      <w:r>
+        <w:rPr>
+          <w:rFonts w:ascii="Gentium" w:hAnsi="Gentium" w:cs="Gentium"/>
+          <w:b/>
+          <w:bCs/>
+          <w:color w:val="0070C0"/>
+          <w:vertAlign w:val="superscript"/>
+        </w:rPr>
+        <w:t>11</w:t>
+      </w:r>
+      <w:r>
+        <w:rPr>
+          <w:rFonts w:ascii="Gentium" w:hAnsi="Gentium" w:cs="Gentium"/>
+          <w:color w:val="0070C0"/>
+        </w:rPr>
+        <w:t> </w:t>
+      </w:r>
+      <w:r>
+        <w:rPr>
+          <w:rFonts w:ascii="Gentium" w:hAnsi="Gentium" w:cs="Gentium"/>
+        </w:rPr>
+        <w:t xml:space="preserve">And, when he imposes it on him, to return to the Law of Moses with all his heart and all his soul … of him if … </w:t>
+      </w:r>
+      <w:r>
+        <w:rPr>
+          <w:rFonts w:ascii="Gentium" w:hAnsi="Gentium" w:cs="Gentium"/>
+          <w:b/>
+          <w:bCs/>
+          <w:color w:val="0070C0"/>
+          <w:vertAlign w:val="superscript"/>
+        </w:rPr>
+        <w:t>12</w:t>
+      </w:r>
+      <w:r>
+        <w:rPr>
+          <w:rFonts w:ascii="Gentium" w:hAnsi="Gentium" w:cs="Gentium"/>
+          <w:color w:val="0070C0"/>
+        </w:rPr>
+        <w:t> </w:t>
+      </w:r>
+      <w:r>
+        <w:rPr>
+          <w:rFonts w:ascii="Gentium" w:hAnsi="Gentium" w:cs="Gentium"/>
+        </w:rPr>
+        <w:t xml:space="preserve">And everything that was revealed of the Law with regard to a suit … in him … the Censor him and shall command him … until … killed him … and the madman and all </w:t>
+      </w:r>
+      <w:r>
+        <w:rPr>
+          <w:rFonts w:ascii="Gentium" w:hAnsi="Gentium" w:cs="Gentium"/>
+          <w:i/>
+          <w:iCs/>
+        </w:rPr>
+        <w:t xml:space="preserve">… </w:t>
+      </w:r>
+    </w:p>
+    <w:p>
+      <w:pPr>
+        <w:spacing w:before="120"/>
+        <w:jc w:val="both"/>
+        <w:rPr>
+          <w:rFonts w:ascii="Gentium" w:hAnsi="Gentium" w:cs="Gentium"/>
+        </w:rPr>
+      </w:pPr>
+      <w:r>
+        <w:rPr>
+          <w:rFonts w:ascii="Gentium" w:hAnsi="Gentium" w:cs="Gentium"/>
+          <w:i/>
+          <w:iCs/>
+        </w:rPr>
+        <w:t>[loss of five lines]</w:t>
       </w:r>
       <w:r>
         <w:rPr>
@@ -11057,7 +11441,14 @@
         <w:rPr>
           <w:rFonts w:ascii="Gentium" w:hAnsi="Gentium" w:cs="Gentium"/>
         </w:rPr>
-        <w:t xml:space="preserve">No binding oath, which a man imposes on himself with a view to perform a commandment of the law, shall he </w:t>
+        <w:t xml:space="preserve">No binding oath, which a man imposes on himself with a view to perform a commandment of the law, </w:t>
+      </w:r>
+      <w:r>
+        <w:rPr>
+          <w:rFonts w:ascii="Gentium" w:hAnsi="Gentium" w:cs="Gentium"/>
+        </w:rPr>
+        <w:lastRenderedPageBreak/>
+        <w:t xml:space="preserve">shall he </w:t>
       </w:r>
       <w:r>
         <w:rPr>
